--- a/papers/01-cage/draft/cage.docx
+++ b/papers/01-cage/draft/cage.docx
@@ -67,6 +67,11 @@
     <w:p>
       <w:pPr>
         <w:pStyle w:val="Author"/>
+        <w:sectPr>
+          <w:pgSz w:w="12240" w:h="15840"/>
+          <w:pgMar w:top="1080" w:bottom="1440" w:left="900" w:right="900"/>
+          <w:cols w:num="1"/>
+        </w:sectPr>
       </w:pPr>
       <w:r>
         <w:t xml:space="preserve">Divyansh</w:t>
@@ -200,1357 +205,1357 @@
     </w:p>
     <w:p>
       <w:pPr>
-        <w:pStyle w:val="AbstractTitle"/>
-      </w:pPr>
-      <w:r>
-        <w:t xml:space="preserve">Abstract</w:t>
+        <w:pStyle w:val="Abstract"/>
+      </w:pPr>
+      <w:r>
+        <w:rPr>
+          <w:b/>
+          <w:i/>
+        </w:rPr>
+        <w:t>Abstract—</w:t>
+      </w:r>
+      <w:r>
+        <w:t xml:space="preserve">Placing</w:t>
+      </w:r>
+      <w:r>
+        <w:t xml:space="preserve"> </w:t>
+      </w:r>
+      <w:r>
+        <w:t xml:space="preserve">communicating</w:t>
+      </w:r>
+      <w:r>
+        <w:t xml:space="preserve"> </w:t>
+      </w:r>
+      <w:r>
+        <w:t xml:space="preserve">processes</w:t>
+      </w:r>
+      <w:r>
+        <w:t xml:space="preserve"> </w:t>
+      </w:r>
+      <w:r>
+        <w:t xml:space="preserve">close</w:t>
+      </w:r>
+      <w:r>
+        <w:t xml:space="preserve"> </w:t>
+      </w:r>
+      <w:r>
+        <w:t xml:space="preserve">together</w:t>
+      </w:r>
+      <w:r>
+        <w:t xml:space="preserve"> </w:t>
+      </w:r>
+      <w:r>
+        <w:t xml:space="preserve">is</w:t>
+      </w:r>
+      <w:r>
+        <w:t xml:space="preserve"> </w:t>
+      </w:r>
+      <w:r>
+        <w:t xml:space="preserve">a</w:t>
+      </w:r>
+      <w:r>
+        <w:t xml:space="preserve"> </w:t>
+      </w:r>
+      <w:r>
+        <w:t xml:space="preserve">decades-old</w:t>
+      </w:r>
+      <w:r>
+        <w:t xml:space="preserve"> </w:t>
+      </w:r>
+      <w:r>
+        <w:t xml:space="preserve">idea,</w:t>
+      </w:r>
+      <w:r>
+        <w:t xml:space="preserve"> </w:t>
+      </w:r>
+      <w:r>
+        <w:t xml:space="preserve">but</w:t>
+      </w:r>
+      <w:r>
+        <w:t xml:space="preserve"> </w:t>
+      </w:r>
+      <w:r>
+        <w:t xml:space="preserve">whether</w:t>
+      </w:r>
+      <w:r>
+        <w:t xml:space="preserve"> </w:t>
+      </w:r>
+      <w:r>
+        <w:t xml:space="preserve">the</w:t>
+      </w:r>
+      <w:r>
+        <w:t xml:space="preserve"> </w:t>
+      </w:r>
+      <w:r>
+        <w:t xml:space="preserve">communication</w:t>
+      </w:r>
+      <w:r>
+        <w:t xml:space="preserve"> </w:t>
+      </w:r>
+      <w:r>
+        <w:t xml:space="preserve">graphs</w:t>
+      </w:r>
+      <w:r>
+        <w:t xml:space="preserve"> </w:t>
+      </w:r>
+      <w:r>
+        <w:t xml:space="preserve">of</w:t>
+      </w:r>
+      <w:r>
+        <w:t xml:space="preserve"> </w:t>
+      </w:r>
+      <w:r>
+        <w:t xml:space="preserve">modern</w:t>
+      </w:r>
+      <w:r>
+        <w:t xml:space="preserve"> </w:t>
+      </w:r>
+      <w:r>
+        <w:t xml:space="preserve">distributed</w:t>
+      </w:r>
+      <w:r>
+        <w:t xml:space="preserve"> </w:t>
+      </w:r>
+      <w:r>
+        <w:t xml:space="preserve">training</w:t>
+      </w:r>
+      <w:r>
+        <w:t xml:space="preserve"> </w:t>
+      </w:r>
+      <w:r>
+        <w:t xml:space="preserve">jobs</w:t>
+      </w:r>
+      <w:r>
+        <w:t xml:space="preserve"> </w:t>
+      </w:r>
+      <w:r>
+        <w:t xml:space="preserve">hold</w:t>
+      </w:r>
+      <w:r>
+        <w:t xml:space="preserve"> </w:t>
+      </w:r>
+      <w:r>
+        <w:t xml:space="preserve">structure</w:t>
+      </w:r>
+      <w:r>
+        <w:t xml:space="preserve"> </w:t>
+      </w:r>
+      <w:r>
+        <w:t xml:space="preserve">that</w:t>
+      </w:r>
+      <w:r>
+        <w:t xml:space="preserve"> </w:t>
+      </w:r>
+      <w:r>
+        <w:t xml:space="preserve">a</w:t>
+      </w:r>
+      <w:r>
+        <w:t xml:space="preserve"> </w:t>
+      </w:r>
+      <w:r>
+        <w:t xml:space="preserve">placement</w:t>
+      </w:r>
+      <w:r>
+        <w:t xml:space="preserve"> </w:t>
+      </w:r>
+      <w:r>
+        <w:t xml:space="preserve">can</w:t>
+      </w:r>
+      <w:r>
+        <w:t xml:space="preserve"> </w:t>
+      </w:r>
+      <w:r>
+        <w:t xml:space="preserve">exploit,</w:t>
+      </w:r>
+      <w:r>
+        <w:t xml:space="preserve"> </w:t>
+      </w:r>
+      <w:r>
+        <w:t xml:space="preserve">beyond</w:t>
+      </w:r>
+      <w:r>
+        <w:t xml:space="preserve"> </w:t>
+      </w:r>
+      <w:r>
+        <w:t xml:space="preserve">what</w:t>
+      </w:r>
+      <w:r>
+        <w:t xml:space="preserve"> </w:t>
+      </w:r>
+      <w:r>
+        <w:t xml:space="preserve">the</w:t>
+      </w:r>
+      <w:r>
+        <w:t xml:space="preserve"> </w:t>
+      </w:r>
+      <w:r>
+        <w:t xml:space="preserve">launcher’s</w:t>
+      </w:r>
+      <w:r>
+        <w:t xml:space="preserve"> </w:t>
+      </w:r>
+      <w:r>
+        <w:t xml:space="preserve">rank</w:t>
+      </w:r>
+      <w:r>
+        <w:t xml:space="preserve"> </w:t>
+      </w:r>
+      <w:r>
+        <w:t xml:space="preserve">order</w:t>
+      </w:r>
+      <w:r>
+        <w:t xml:space="preserve"> </w:t>
+      </w:r>
+      <w:r>
+        <w:t xml:space="preserve">already</w:t>
+      </w:r>
+      <w:r>
+        <w:t xml:space="preserve"> </w:t>
+      </w:r>
+      <w:r>
+        <w:t xml:space="preserve">captures,</w:t>
+      </w:r>
+      <w:r>
+        <w:t xml:space="preserve"> </w:t>
+      </w:r>
+      <w:r>
+        <w:t xml:space="preserve">has</w:t>
+      </w:r>
+      <w:r>
+        <w:t xml:space="preserve"> </w:t>
+      </w:r>
+      <w:r>
+        <w:t xml:space="preserve">rarely</w:t>
+      </w:r>
+      <w:r>
+        <w:t xml:space="preserve"> </w:t>
+      </w:r>
+      <w:r>
+        <w:t xml:space="preserve">been</w:t>
+      </w:r>
+      <w:r>
+        <w:t xml:space="preserve"> </w:t>
+      </w:r>
+      <w:r>
+        <w:t xml:space="preserve">tested</w:t>
+      </w:r>
+      <w:r>
+        <w:t xml:space="preserve"> </w:t>
+      </w:r>
+      <w:r>
+        <w:t xml:space="preserve">with</w:t>
+      </w:r>
+      <w:r>
+        <w:t xml:space="preserve"> </w:t>
+      </w:r>
+      <w:r>
+        <w:t xml:space="preserve">statistical</w:t>
+      </w:r>
+      <w:r>
+        <w:t xml:space="preserve"> </w:t>
+      </w:r>
+      <w:r>
+        <w:t xml:space="preserve">care.</w:t>
+      </w:r>
+      <w:r>
+        <w:t xml:space="preserve"> </w:t>
+      </w:r>
+      <w:r>
+        <w:t xml:space="preserve">We</w:t>
+      </w:r>
+      <w:r>
+        <w:t xml:space="preserve"> </w:t>
+      </w:r>
+      <w:r>
+        <w:t xml:space="preserve">present</w:t>
+      </w:r>
+      <w:r>
+        <w:t xml:space="preserve"> </w:t>
+      </w:r>
+      <w:r>
+        <w:t xml:space="preserve">CAGE,</w:t>
+      </w:r>
+      <w:r>
+        <w:t xml:space="preserve"> </w:t>
+      </w:r>
+      <w:r>
+        <w:t xml:space="preserve">a</w:t>
+      </w:r>
+      <w:r>
+        <w:t xml:space="preserve"> </w:t>
+      </w:r>
+      <w:r>
+        <w:t xml:space="preserve">pipeline</w:t>
+      </w:r>
+      <w:r>
+        <w:t xml:space="preserve"> </w:t>
+      </w:r>
+      <w:r>
+        <w:t xml:space="preserve">that</w:t>
+      </w:r>
+      <w:r>
+        <w:t xml:space="preserve"> </w:t>
+      </w:r>
+      <w:r>
+        <w:t xml:space="preserve">turns</w:t>
+      </w:r>
+      <w:r>
+        <w:t xml:space="preserve"> </w:t>
+      </w:r>
+      <w:r>
+        <w:t xml:space="preserve">communication</w:t>
+      </w:r>
+      <w:r>
+        <w:t xml:space="preserve"> </w:t>
+      </w:r>
+      <w:r>
+        <w:t xml:space="preserve">traces</w:t>
+      </w:r>
+      <w:r>
+        <w:t xml:space="preserve"> </w:t>
+      </w:r>
+      <w:r>
+        <w:t xml:space="preserve">into</w:t>
+      </w:r>
+      <w:r>
+        <w:t xml:space="preserve"> </w:t>
+      </w:r>
+      <w:r>
+        <w:t xml:space="preserve">traffic</w:t>
+      </w:r>
+      <w:r>
+        <w:t xml:space="preserve"> </w:t>
+      </w:r>
+      <w:r>
+        <w:t xml:space="preserve">graphs,</w:t>
+      </w:r>
+      <w:r>
+        <w:t xml:space="preserve"> </w:t>
+      </w:r>
+      <w:r>
+        <w:t xml:space="preserve">expands</w:t>
+      </w:r>
+      <w:r>
+        <w:t xml:space="preserve"> </w:t>
+      </w:r>
+      <w:r>
+        <w:t xml:space="preserve">collectives</w:t>
+      </w:r>
+      <w:r>
+        <w:t xml:space="preserve"> </w:t>
+      </w:r>
+      <w:r>
+        <w:t xml:space="preserve">by</w:t>
+      </w:r>
+      <w:r>
+        <w:t xml:space="preserve"> </w:t>
+      </w:r>
+      <w:r>
+        <w:t xml:space="preserve">the</w:t>
+      </w:r>
+      <w:r>
+        <w:t xml:space="preserve"> </w:t>
+      </w:r>
+      <w:r>
+        <w:t xml:space="preserve">algorithm</w:t>
+      </w:r>
+      <w:r>
+        <w:t xml:space="preserve"> </w:t>
+      </w:r>
+      <w:r>
+        <w:t xml:space="preserve">that</w:t>
+      </w:r>
+      <w:r>
+        <w:t xml:space="preserve"> </w:t>
+      </w:r>
+      <w:r>
+        <w:t xml:space="preserve">ran,</w:t>
+      </w:r>
+      <w:r>
+        <w:t xml:space="preserve"> </w:t>
+      </w:r>
+      <w:r>
+        <w:t xml:space="preserve">tests</w:t>
+      </w:r>
+      <w:r>
+        <w:t xml:space="preserve"> </w:t>
+      </w:r>
+      <w:r>
+        <w:t xml:space="preserve">community</w:t>
+      </w:r>
+      <w:r>
+        <w:t xml:space="preserve"> </w:t>
+      </w:r>
+      <w:r>
+        <w:t xml:space="preserve">structure</w:t>
+      </w:r>
+      <w:r>
+        <w:t xml:space="preserve"> </w:t>
+      </w:r>
+      <w:r>
+        <w:t xml:space="preserve">against</w:t>
+      </w:r>
+      <w:r>
+        <w:t xml:space="preserve"> </w:t>
+      </w:r>
+      <w:r>
+        <w:t xml:space="preserve">a</w:t>
+      </w:r>
+      <w:r>
+        <w:t xml:space="preserve"> </w:t>
+      </w:r>
+      <w:r>
+        <w:t xml:space="preserve">degree-preserving</w:t>
+      </w:r>
+      <w:r>
+        <w:t xml:space="preserve"> </w:t>
+      </w:r>
+      <w:r>
+        <w:t xml:space="preserve">null</w:t>
+      </w:r>
+      <w:r>
+        <w:t xml:space="preserve"> </w:t>
+      </w:r>
+      <w:r>
+        <w:t xml:space="preserve">model,</w:t>
+      </w:r>
+      <w:r>
+        <w:t xml:space="preserve"> </w:t>
+      </w:r>
+      <w:r>
+        <w:t xml:space="preserve">and</w:t>
+      </w:r>
+      <w:r>
+        <w:t xml:space="preserve"> </w:t>
+      </w:r>
+      <w:r>
+        <w:t xml:space="preserve">recommends</w:t>
+      </w:r>
+      <w:r>
+        <w:t xml:space="preserve"> </w:t>
+      </w:r>
+      <w:r>
+        <w:t xml:space="preserve">exact-capacity</w:t>
+      </w:r>
+      <w:r>
+        <w:t xml:space="preserve"> </w:t>
+      </w:r>
+      <w:r>
+        <w:t xml:space="preserve">placements.</w:t>
+      </w:r>
+      <w:r>
+        <w:t xml:space="preserve"> </w:t>
+      </w:r>
+      <w:r>
+        <w:t xml:space="preserve">Placements</w:t>
+      </w:r>
+      <w:r>
+        <w:t xml:space="preserve"> </w:t>
+      </w:r>
+      <w:r>
+        <w:t xml:space="preserve">are</w:t>
+      </w:r>
+      <w:r>
+        <w:t xml:space="preserve"> </w:t>
+      </w:r>
+      <w:r>
+        <w:t xml:space="preserve">scored</w:t>
+      </w:r>
+      <w:r>
+        <w:t xml:space="preserve"> </w:t>
+      </w:r>
+      <w:r>
+        <w:t xml:space="preserve">under</w:t>
+      </w:r>
+      <w:r>
+        <w:t xml:space="preserve"> </w:t>
+      </w:r>
+      <w:r>
+        <w:t xml:space="preserve">two</w:t>
+      </w:r>
+      <w:r>
+        <w:t xml:space="preserve"> </w:t>
+      </w:r>
+      <w:r>
+        <w:t xml:space="preserve">regimes:</w:t>
+      </w:r>
+      <w:r>
+        <w:t xml:space="preserve"> </w:t>
+      </w:r>
+      <w:r>
+        <w:t xml:space="preserve">collectives</w:t>
+      </w:r>
+      <w:r>
+        <w:t xml:space="preserve"> </w:t>
+      </w:r>
+      <w:r>
+        <w:t xml:space="preserve">held</w:t>
+      </w:r>
+      <w:r>
+        <w:t xml:space="preserve"> </w:t>
+      </w:r>
+      <w:r>
+        <w:t xml:space="preserve">in</w:t>
+      </w:r>
+      <w:r>
+        <w:t xml:space="preserve"> </w:t>
+      </w:r>
+      <w:r>
+        <w:t xml:space="preserve">rank</w:t>
+      </w:r>
+      <w:r>
+        <w:t xml:space="preserve"> </w:t>
+      </w:r>
+      <w:r>
+        <w:t xml:space="preserve">order</w:t>
+      </w:r>
+      <w:r>
+        <w:t xml:space="preserve"> </w:t>
+      </w:r>
+      <w:r>
+        <w:t xml:space="preserve">(MPI-like)</w:t>
+      </w:r>
+      <w:r>
+        <w:t xml:space="preserve"> </w:t>
+      </w:r>
+      <w:r>
+        <w:t xml:space="preserve">and</w:t>
+      </w:r>
+      <w:r>
+        <w:t xml:space="preserve"> </w:t>
+      </w:r>
+      <w:r>
+        <w:t xml:space="preserve">collectives</w:t>
+      </w:r>
+      <w:r>
+        <w:t xml:space="preserve"> </w:t>
+      </w:r>
+      <w:r>
+        <w:t xml:space="preserve">re-ringed</w:t>
+      </w:r>
+      <w:r>
+        <w:t xml:space="preserve"> </w:t>
+      </w:r>
+      <w:r>
+        <w:t xml:space="preserve">for</w:t>
+      </w:r>
+      <w:r>
+        <w:t xml:space="preserve"> </w:t>
+      </w:r>
+      <w:r>
+        <w:t xml:space="preserve">each</w:t>
+      </w:r>
+      <w:r>
+        <w:t xml:space="preserve"> </w:t>
+      </w:r>
+      <w:r>
+        <w:t xml:space="preserve">placement</w:t>
+      </w:r>
+      <w:r>
+        <w:t xml:space="preserve"> </w:t>
+      </w:r>
+      <w:r>
+        <w:t xml:space="preserve">(NCCL-like).</w:t>
+      </w:r>
+      <w:r>
+        <w:t xml:space="preserve"> </w:t>
+      </w:r>
+      <w:r>
+        <w:t xml:space="preserve">On</w:t>
+      </w:r>
+      <w:r>
+        <w:t xml:space="preserve"> </w:t>
+      </w:r>
+      <w:r>
+        <w:t xml:space="preserve">models</w:t>
+      </w:r>
+      <w:r>
+        <w:t xml:space="preserve"> </w:t>
+      </w:r>
+      <w:r>
+        <w:t xml:space="preserve">of</w:t>
+      </w:r>
+      <w:r>
+        <w:t xml:space="preserve"> </w:t>
+      </w:r>
+      <w:r>
+        <w:t xml:space="preserve">data-parallel,</w:t>
+      </w:r>
+      <w:r>
+        <w:t xml:space="preserve"> </w:t>
+      </w:r>
+      <w:r>
+        <w:t xml:space="preserve">Megatron</w:t>
+      </w:r>
+      <w:r>
+        <w:t xml:space="preserve"> </w:t>
+      </w:r>
+      <w:r>
+        <w:t xml:space="preserve">3D-parallel,</w:t>
+      </w:r>
+      <w:r>
+        <w:t xml:space="preserve"> </w:t>
+      </w:r>
+      <w:r>
+        <w:t xml:space="preserve">mixture-of-experts</w:t>
+      </w:r>
+      <w:r>
+        <w:t xml:space="preserve"> </w:t>
+      </w:r>
+      <w:r>
+        <w:t xml:space="preserve">(MoE)</w:t>
+      </w:r>
+      <w:r>
+        <w:t xml:space="preserve"> </w:t>
+      </w:r>
+      <w:r>
+        <w:t xml:space="preserve">and</w:t>
+      </w:r>
+      <w:r>
+        <w:t xml:space="preserve"> </w:t>
+      </w:r>
+      <w:r>
+        <w:t xml:space="preserve">stencil</w:t>
+      </w:r>
+      <w:r>
+        <w:t xml:space="preserve"> </w:t>
+      </w:r>
+      <w:r>
+        <w:t xml:space="preserve">workloads,</w:t>
+      </w:r>
+      <w:r>
+        <w:t xml:space="preserve"> </w:t>
+      </w:r>
+      <w:r>
+        <w:t xml:space="preserve">three</w:t>
+      </w:r>
+      <w:r>
+        <w:t xml:space="preserve"> </w:t>
+      </w:r>
+      <w:r>
+        <w:t xml:space="preserve">results</w:t>
+      </w:r>
+      <w:r>
+        <w:t xml:space="preserve"> </w:t>
+      </w:r>
+      <w:r>
+        <w:t xml:space="preserve">stand</w:t>
+      </w:r>
+      <w:r>
+        <w:t xml:space="preserve"> </w:t>
+      </w:r>
+      <w:r>
+        <w:t xml:space="preserve">out.</w:t>
+      </w:r>
+      <w:r>
+        <w:t xml:space="preserve"> </w:t>
+      </w:r>
+      <w:r>
+        <w:t xml:space="preserve">First,</w:t>
+      </w:r>
+      <w:r>
+        <w:t xml:space="preserve"> </w:t>
+      </w:r>
+      <w:r>
+        <w:t xml:space="preserve">raw</w:t>
+      </w:r>
+      <w:r>
+        <w:t xml:space="preserve"> </w:t>
+      </w:r>
+      <w:r>
+        <w:t xml:space="preserve">modularity</w:t>
+      </w:r>
+      <w:r>
+        <w:t xml:space="preserve"> </w:t>
+      </w:r>
+      <w:r>
+        <w:t xml:space="preserve">misleads:</w:t>
+      </w:r>
+      <w:r>
+        <w:t xml:space="preserve"> </w:t>
+      </w:r>
+      <w:r>
+        <w:t xml:space="preserve">a</w:t>
+      </w:r>
+      <w:r>
+        <w:t xml:space="preserve"> </w:t>
+      </w:r>
+      <w:r>
+        <w:t xml:space="preserve">64-rank</w:t>
+      </w:r>
+      <w:r>
+        <w:t xml:space="preserve"> </w:t>
+      </w:r>
+      <w:r>
+        <w:t xml:space="preserve">ring</w:t>
+      </w:r>
+      <w:r>
+        <w:t xml:space="preserve"> </w:t>
+      </w:r>
+      <w:r>
+        <w:t xml:space="preserve">scores</w:t>
+      </w:r>
+      <w:r>
+        <w:t xml:space="preserve"> </w:t>
+      </w:r>
+      <w:r>
+        <w:rPr>
+          <w:iCs/>
+          <w:i/>
+        </w:rPr>
+        <w:t xml:space="preserve">Q</w:t>
+      </w:r>
+      <w:r>
+        <w:t xml:space="preserve"> </w:t>
+      </w:r>
+      <w:r>
+        <w:t xml:space="preserve">=</w:t>
+      </w:r>
+      <w:r>
+        <w:t xml:space="preserve"> </w:t>
+      </w:r>
+      <w:r>
+        <w:t xml:space="preserve">0.74</w:t>
+      </w:r>
+      <w:r>
+        <w:t xml:space="preserve"> </w:t>
+      </w:r>
+      <w:r>
+        <w:t xml:space="preserve">with</w:t>
+      </w:r>
+      <w:r>
+        <w:t xml:space="preserve"> </w:t>
+      </w:r>
+      <w:r>
+        <w:rPr>
+          <w:iCs/>
+          <w:i/>
+        </w:rPr>
+        <w:t xml:space="preserve">z</w:t>
+      </w:r>
+      <w:r>
+        <w:t xml:space="preserve"> </w:t>
+      </w:r>
+      <w:r>
+        <w:t xml:space="preserve">=</w:t>
+      </w:r>
+      <w:r>
+        <w:t xml:space="preserve"> </w:t>
+      </w:r>
+      <w:r>
+        <w:t xml:space="preserve">−1.1</w:t>
+      </w:r>
+      <w:r>
+        <w:t xml:space="preserve"> </w:t>
+      </w:r>
+      <w:r>
+        <w:t xml:space="preserve">against</w:t>
+      </w:r>
+      <w:r>
+        <w:t xml:space="preserve"> </w:t>
+      </w:r>
+      <w:r>
+        <w:t xml:space="preserve">its</w:t>
+      </w:r>
+      <w:r>
+        <w:t xml:space="preserve"> </w:t>
+      </w:r>
+      <w:r>
+        <w:t xml:space="preserve">null</w:t>
+      </w:r>
+      <w:r>
+        <w:t xml:space="preserve"> </w:t>
+      </w:r>
+      <w:r>
+        <w:t xml:space="preserve">model.</w:t>
+      </w:r>
+      <w:r>
+        <w:t xml:space="preserve"> </w:t>
+      </w:r>
+      <w:r>
+        <w:t xml:space="preserve">Second,</w:t>
+      </w:r>
+      <w:r>
+        <w:t xml:space="preserve"> </w:t>
+      </w:r>
+      <w:r>
+        <w:t xml:space="preserve">against</w:t>
+      </w:r>
+      <w:r>
+        <w:t xml:space="preserve"> </w:t>
+      </w:r>
+      <w:r>
+        <w:t xml:space="preserve">block</w:t>
+      </w:r>
+      <w:r>
+        <w:t xml:space="preserve"> </w:t>
+      </w:r>
+      <w:r>
+        <w:t xml:space="preserve">placement,</w:t>
+      </w:r>
+      <w:r>
+        <w:t xml:space="preserve"> </w:t>
+      </w:r>
+      <w:r>
+        <w:t xml:space="preserve">graph-aware</w:t>
+      </w:r>
+      <w:r>
+        <w:t xml:space="preserve"> </w:t>
+      </w:r>
+      <w:r>
+        <w:t xml:space="preserve">placement</w:t>
+      </w:r>
+      <w:r>
+        <w:t xml:space="preserve"> </w:t>
+      </w:r>
+      <w:r>
+        <w:t xml:space="preserve">gains</w:t>
+      </w:r>
+      <w:r>
+        <w:t xml:space="preserve"> </w:t>
+      </w:r>
+      <w:r>
+        <w:t xml:space="preserve">nothing</w:t>
+      </w:r>
+      <w:r>
+        <w:t xml:space="preserve"> </w:t>
+      </w:r>
+      <w:r>
+        <w:t xml:space="preserve">for</w:t>
+      </w:r>
+      <w:r>
+        <w:t xml:space="preserve"> </w:t>
+      </w:r>
+      <w:r>
+        <w:t xml:space="preserve">data-parallel</w:t>
+      </w:r>
+      <w:r>
+        <w:t xml:space="preserve"> </w:t>
+      </w:r>
+      <w:r>
+        <w:t xml:space="preserve">and</w:t>
+      </w:r>
+      <w:r>
+        <w:t xml:space="preserve"> </w:t>
+      </w:r>
+      <w:r>
+        <w:t xml:space="preserve">default-order</w:t>
+      </w:r>
+      <w:r>
+        <w:t xml:space="preserve"> </w:t>
+      </w:r>
+      <w:r>
+        <w:t xml:space="preserve">Megatron</w:t>
+      </w:r>
+      <w:r>
+        <w:t xml:space="preserve"> </w:t>
+      </w:r>
+      <w:r>
+        <w:t xml:space="preserve">jobs.</w:t>
+      </w:r>
+      <w:r>
+        <w:t xml:space="preserve"> </w:t>
+      </w:r>
+      <w:r>
+        <w:t xml:space="preserve">It</w:t>
+      </w:r>
+      <w:r>
+        <w:t xml:space="preserve"> </w:t>
+      </w:r>
+      <w:r>
+        <w:t xml:space="preserve">gains</w:t>
+      </w:r>
+      <w:r>
+        <w:t xml:space="preserve"> </w:t>
+      </w:r>
+      <w:r>
+        <w:t xml:space="preserve">only</w:t>
+      </w:r>
+      <w:r>
+        <w:t xml:space="preserve"> </w:t>
+      </w:r>
+      <w:r>
+        <w:t xml:space="preserve">where</w:t>
+      </w:r>
+      <w:r>
+        <w:t xml:space="preserve"> </w:t>
+      </w:r>
+      <w:r>
+        <w:t xml:space="preserve">rank</w:t>
+      </w:r>
+      <w:r>
+        <w:t xml:space="preserve"> </w:t>
+      </w:r>
+      <w:r>
+        <w:t xml:space="preserve">order</w:t>
+      </w:r>
+      <w:r>
+        <w:t xml:space="preserve"> </w:t>
+      </w:r>
+      <w:r>
+        <w:t xml:space="preserve">disagrees</w:t>
+      </w:r>
+      <w:r>
+        <w:t xml:space="preserve"> </w:t>
+      </w:r>
+      <w:r>
+        <w:t xml:space="preserve">with</w:t>
+      </w:r>
+      <w:r>
+        <w:t xml:space="preserve"> </w:t>
+      </w:r>
+      <w:r>
+        <w:t xml:space="preserve">structure:</w:t>
+      </w:r>
+      <w:r>
+        <w:t xml:space="preserve"> </w:t>
+      </w:r>
+      <w:r>
+        <w:t xml:space="preserve">−93%</w:t>
+      </w:r>
+      <w:r>
+        <w:t xml:space="preserve"> </w:t>
+      </w:r>
+      <w:r>
+        <w:t xml:space="preserve">cross-host</w:t>
+      </w:r>
+      <w:r>
+        <w:t xml:space="preserve"> </w:t>
+      </w:r>
+      <w:r>
+        <w:t xml:space="preserve">bytes</w:t>
+      </w:r>
+      <w:r>
+        <w:t xml:space="preserve"> </w:t>
+      </w:r>
+      <w:r>
+        <w:t xml:space="preserve">for</w:t>
+      </w:r>
+      <w:r>
+        <w:t xml:space="preserve"> </w:t>
+      </w:r>
+      <w:r>
+        <w:t xml:space="preserve">scrambled</w:t>
+      </w:r>
+      <w:r>
+        <w:t xml:space="preserve"> </w:t>
+      </w:r>
+      <w:r>
+        <w:t xml:space="preserve">Megatron</w:t>
+      </w:r>
+      <w:r>
+        <w:t xml:space="preserve"> </w:t>
+      </w:r>
+      <w:r>
+        <w:t xml:space="preserve">ranks,</w:t>
+      </w:r>
+      <w:r>
+        <w:t xml:space="preserve"> </w:t>
+      </w:r>
+      <w:r>
+        <w:t xml:space="preserve">−43%</w:t>
+      </w:r>
+      <w:r>
+        <w:t xml:space="preserve"> </w:t>
+      </w:r>
+      <w:r>
+        <w:t xml:space="preserve">and</w:t>
+      </w:r>
+      <w:r>
+        <w:t xml:space="preserve"> </w:t>
+      </w:r>
+      <w:r>
+        <w:t xml:space="preserve">−25%</w:t>
+      </w:r>
+      <w:r>
+        <w:t xml:space="preserve"> </w:t>
+      </w:r>
+      <w:r>
+        <w:t xml:space="preserve">for</w:t>
+      </w:r>
+      <w:r>
+        <w:t xml:space="preserve"> </w:t>
+      </w:r>
+      <w:r>
+        <w:t xml:space="preserve">2D</w:t>
+      </w:r>
+      <w:r>
+        <w:t xml:space="preserve"> </w:t>
+      </w:r>
+      <w:r>
+        <w:t xml:space="preserve">and</w:t>
+      </w:r>
+      <w:r>
+        <w:t xml:space="preserve"> </w:t>
+      </w:r>
+      <w:r>
+        <w:t xml:space="preserve">3D</w:t>
+      </w:r>
+      <w:r>
+        <w:t xml:space="preserve"> </w:t>
+      </w:r>
+      <w:r>
+        <w:t xml:space="preserve">stencils,</w:t>
+      </w:r>
+      <w:r>
+        <w:t xml:space="preserve"> </w:t>
+      </w:r>
+      <w:r>
+        <w:t xml:space="preserve">and</w:t>
+      </w:r>
+      <w:r>
+        <w:t xml:space="preserve"> </w:t>
+      </w:r>
+      <w:r>
+        <w:t xml:space="preserve">−56%</w:t>
+      </w:r>
+      <w:r>
+        <w:t xml:space="preserve"> </w:t>
+      </w:r>
+      <w:r>
+        <w:t xml:space="preserve">for</w:t>
+      </w:r>
+      <w:r>
+        <w:t xml:space="preserve"> </w:t>
+      </w:r>
+      <w:r>
+        <w:t xml:space="preserve">MoE</w:t>
+      </w:r>
+      <w:r>
+        <w:t xml:space="preserve"> </w:t>
+      </w:r>
+      <w:r>
+        <w:t xml:space="preserve">with</w:t>
+      </w:r>
+      <w:r>
+        <w:t xml:space="preserve"> </w:t>
+      </w:r>
+      <w:r>
+        <w:t xml:space="preserve">routing</w:t>
+      </w:r>
+      <w:r>
+        <w:t xml:space="preserve"> </w:t>
+      </w:r>
+      <w:r>
+        <w:t xml:space="preserve">affinity</w:t>
+      </w:r>
+      <w:r>
+        <w:t xml:space="preserve"> </w:t>
+      </w:r>
+      <w:r>
+        <w:t xml:space="preserve">0.6,</w:t>
+      </w:r>
+      <w:r>
+        <w:t xml:space="preserve"> </w:t>
+      </w:r>
+      <w:r>
+        <w:t xml:space="preserve">falling</w:t>
+      </w:r>
+      <w:r>
+        <w:t xml:space="preserve"> </w:t>
+      </w:r>
+      <w:r>
+        <w:t xml:space="preserve">to</w:t>
+      </w:r>
+      <w:r>
+        <w:t xml:space="preserve"> </w:t>
+      </w:r>
+      <w:r>
+        <w:t xml:space="preserve">zero</w:t>
+      </w:r>
+      <w:r>
+        <w:t xml:space="preserve"> </w:t>
+      </w:r>
+      <w:r>
+        <w:t xml:space="preserve">without</w:t>
+      </w:r>
+      <w:r>
+        <w:t xml:space="preserve"> </w:t>
+      </w:r>
+      <w:r>
+        <w:t xml:space="preserve">affinity.</w:t>
+      </w:r>
+      <w:r>
+        <w:t xml:space="preserve"> </w:t>
+      </w:r>
+      <w:r>
+        <w:t xml:space="preserve">Third,</w:t>
+      </w:r>
+      <w:r>
+        <w:t xml:space="preserve"> </w:t>
+      </w:r>
+      <w:r>
+        <w:t xml:space="preserve">a</w:t>
+      </w:r>
+      <w:r>
+        <w:t xml:space="preserve"> </w:t>
+      </w:r>
+      <w:r>
+        <w:t xml:space="preserve">bytes-only</w:t>
+      </w:r>
+      <w:r>
+        <w:t xml:space="preserve"> </w:t>
+      </w:r>
+      <w:r>
+        <w:t xml:space="preserve">graph</w:t>
+      </w:r>
+      <w:r>
+        <w:t xml:space="preserve"> </w:t>
+      </w:r>
+      <w:r>
+        <w:t xml:space="preserve">cannot</w:t>
+      </w:r>
+      <w:r>
+        <w:t xml:space="preserve"> </w:t>
+      </w:r>
+      <w:r>
+        <w:t xml:space="preserve">find</w:t>
+      </w:r>
+      <w:r>
+        <w:t xml:space="preserve"> </w:t>
+      </w:r>
+      <w:r>
+        <w:t xml:space="preserve">a</w:t>
+      </w:r>
+      <w:r>
+        <w:t xml:space="preserve"> </w:t>
+      </w:r>
+      <w:r>
+        <w:t xml:space="preserve">slow</w:t>
+      </w:r>
+      <w:r>
+        <w:t xml:space="preserve"> </w:t>
+      </w:r>
+      <w:r>
+        <w:t xml:space="preserve">NIC</w:t>
+      </w:r>
+      <w:r>
+        <w:t xml:space="preserve"> </w:t>
+      </w:r>
+      <w:r>
+        <w:t xml:space="preserve">(hit</w:t>
+      </w:r>
+      <w:r>
+        <w:t xml:space="preserve"> </w:t>
+      </w:r>
+      <w:r>
+        <w:t xml:space="preserve">rate</w:t>
+      </w:r>
+      <w:r>
+        <w:t xml:space="preserve"> </w:t>
+      </w:r>
+      <w:r>
+        <w:t xml:space="preserve">0.12,</w:t>
+      </w:r>
+      <w:r>
+        <w:t xml:space="preserve"> </w:t>
+      </w:r>
+      <w:r>
+        <w:t xml:space="preserve">chance</w:t>
+      </w:r>
+      <w:r>
+        <w:t xml:space="preserve"> </w:t>
+      </w:r>
+      <w:r>
+        <w:t xml:space="preserve">0.125),</w:t>
+      </w:r>
+      <w:r>
+        <w:t xml:space="preserve"> </w:t>
+      </w:r>
+      <w:r>
+        <w:t xml:space="preserve">while</w:t>
+      </w:r>
+      <w:r>
+        <w:t xml:space="preserve"> </w:t>
+      </w:r>
+      <w:r>
+        <w:t xml:space="preserve">a</w:t>
+      </w:r>
+      <w:r>
+        <w:t xml:space="preserve"> </w:t>
+      </w:r>
+      <w:r>
+        <w:t xml:space="preserve">time-weighted</w:t>
+      </w:r>
+      <w:r>
+        <w:t xml:space="preserve"> </w:t>
+      </w:r>
+      <w:r>
+        <w:t xml:space="preserve">graph</w:t>
+      </w:r>
+      <w:r>
+        <w:t xml:space="preserve"> </w:t>
+      </w:r>
+      <w:r>
+        <w:t xml:space="preserve">does</w:t>
+      </w:r>
+      <w:r>
+        <w:t xml:space="preserve"> </w:t>
+      </w:r>
+      <w:r>
+        <w:t xml:space="preserve">(0.75–1.00).</w:t>
+      </w:r>
+      <w:r>
+        <w:t xml:space="preserve"> </w:t>
+      </w:r>
+      <w:r>
+        <w:t xml:space="preserve">All</w:t>
+      </w:r>
+      <w:r>
+        <w:t xml:space="preserve"> </w:t>
+      </w:r>
+      <w:r>
+        <w:t xml:space="preserve">numbers</w:t>
+      </w:r>
+      <w:r>
+        <w:t xml:space="preserve"> </w:t>
+      </w:r>
+      <w:r>
+        <w:t xml:space="preserve">are</w:t>
+      </w:r>
+      <w:r>
+        <w:t xml:space="preserve"> </w:t>
+      </w:r>
+      <w:r>
+        <w:t xml:space="preserve">scenario</w:t>
+      </w:r>
+      <w:r>
+        <w:t xml:space="preserve"> </w:t>
+      </w:r>
+      <w:r>
+        <w:t xml:space="preserve">values</w:t>
+      </w:r>
+      <w:r>
+        <w:t xml:space="preserve"> </w:t>
+      </w:r>
+      <w:r>
+        <w:t xml:space="preserve">from</w:t>
+      </w:r>
+      <w:r>
+        <w:t xml:space="preserve"> </w:t>
+      </w:r>
+      <w:r>
+        <w:t xml:space="preserve">synthetic</w:t>
+      </w:r>
+      <w:r>
+        <w:t xml:space="preserve"> </w:t>
+      </w:r>
+      <w:r>
+        <w:t xml:space="preserve">workloads</w:t>
+      </w:r>
+      <w:r>
+        <w:t xml:space="preserve"> </w:t>
+      </w:r>
+      <w:r>
+        <w:t xml:space="preserve">and</w:t>
+      </w:r>
+      <w:r>
+        <w:t xml:space="preserve"> </w:t>
+      </w:r>
+      <w:r>
+        <w:t xml:space="preserve">an</w:t>
+      </w:r>
+      <w:r>
+        <w:t xml:space="preserve"> </w:t>
+      </w:r>
+      <w:r>
+        <w:t xml:space="preserve">analytic</w:t>
+      </w:r>
+      <w:r>
+        <w:t xml:space="preserve"> </w:t>
+      </w:r>
+      <w:r>
+        <w:t xml:space="preserve">bandwidth</w:t>
+      </w:r>
+      <w:r>
+        <w:t xml:space="preserve"> </w:t>
+      </w:r>
+      <w:r>
+        <w:t xml:space="preserve">model,</w:t>
+      </w:r>
+      <w:r>
+        <w:t xml:space="preserve"> </w:t>
+      </w:r>
+      <w:r>
+        <w:t xml:space="preserve">not</w:t>
+      </w:r>
+      <w:r>
+        <w:t xml:space="preserve"> </w:t>
+      </w:r>
+      <w:r>
+        <w:t xml:space="preserve">hardware</w:t>
+      </w:r>
+      <w:r>
+        <w:t xml:space="preserve"> </w:t>
+      </w:r>
+      <w:r>
+        <w:t xml:space="preserve">measurements;</w:t>
+      </w:r>
+      <w:r>
+        <w:t xml:space="preserve"> </w:t>
+      </w:r>
+      <w:r>
+        <w:t xml:space="preserve">we</w:t>
+      </w:r>
+      <w:r>
+        <w:t xml:space="preserve"> </w:t>
+      </w:r>
+      <w:r>
+        <w:t xml:space="preserve">state</w:t>
+      </w:r>
+      <w:r>
+        <w:t xml:space="preserve"> </w:t>
+      </w:r>
+      <w:r>
+        <w:t xml:space="preserve">what</w:t>
+      </w:r>
+      <w:r>
+        <w:t xml:space="preserve"> </w:t>
+      </w:r>
+      <w:r>
+        <w:t xml:space="preserve">real</w:t>
+      </w:r>
+      <w:r>
+        <w:t xml:space="preserve"> </w:t>
+      </w:r>
+      <w:r>
+        <w:t xml:space="preserve">traces</w:t>
+      </w:r>
+      <w:r>
+        <w:t xml:space="preserve"> </w:t>
+      </w:r>
+      <w:r>
+        <w:t xml:space="preserve">must</w:t>
+      </w:r>
+      <w:r>
+        <w:t xml:space="preserve"> </w:t>
+      </w:r>
+      <w:r>
+        <w:t xml:space="preserve">show</w:t>
+      </w:r>
+      <w:r>
+        <w:t xml:space="preserve"> </w:t>
+      </w:r>
+      <w:r>
+        <w:t xml:space="preserve">to</w:t>
+      </w:r>
+      <w:r>
+        <w:t xml:space="preserve"> </w:t>
+      </w:r>
+      <w:r>
+        <w:t xml:space="preserve">confirm</w:t>
+      </w:r>
+      <w:r>
+        <w:t xml:space="preserve"> </w:t>
+      </w:r>
+      <w:r>
+        <w:t xml:space="preserve">them.</w:t>
       </w:r>
     </w:p>
     <w:p>
       <w:pPr>
         <w:pStyle w:val="Abstract"/>
-      </w:pPr>
-      <w:r>
-        <w:t xml:space="preserve">Placing</w:t>
-      </w:r>
-      <w:r>
-        <w:t xml:space="preserve"> </w:t>
-      </w:r>
-      <w:r>
-        <w:t xml:space="preserve">communicating</w:t>
-      </w:r>
-      <w:r>
-        <w:t xml:space="preserve"> </w:t>
-      </w:r>
-      <w:r>
-        <w:t xml:space="preserve">processes</w:t>
-      </w:r>
-      <w:r>
-        <w:t xml:space="preserve"> </w:t>
-      </w:r>
-      <w:r>
-        <w:t xml:space="preserve">close</w:t>
-      </w:r>
-      <w:r>
-        <w:t xml:space="preserve"> </w:t>
-      </w:r>
-      <w:r>
-        <w:t xml:space="preserve">together</w:t>
-      </w:r>
-      <w:r>
-        <w:t xml:space="preserve"> </w:t>
-      </w:r>
-      <w:r>
-        <w:t xml:space="preserve">is</w:t>
-      </w:r>
-      <w:r>
-        <w:t xml:space="preserve"> </w:t>
-      </w:r>
-      <w:r>
-        <w:t xml:space="preserve">a</w:t>
-      </w:r>
-      <w:r>
-        <w:t xml:space="preserve"> </w:t>
-      </w:r>
-      <w:r>
-        <w:t xml:space="preserve">decades-old</w:t>
-      </w:r>
-      <w:r>
-        <w:t xml:space="preserve"> </w:t>
-      </w:r>
-      <w:r>
-        <w:t xml:space="preserve">idea,</w:t>
-      </w:r>
-      <w:r>
-        <w:t xml:space="preserve"> </w:t>
-      </w:r>
-      <w:r>
-        <w:t xml:space="preserve">but</w:t>
-      </w:r>
-      <w:r>
-        <w:t xml:space="preserve"> </w:t>
-      </w:r>
-      <w:r>
-        <w:t xml:space="preserve">whether</w:t>
-      </w:r>
-      <w:r>
-        <w:t xml:space="preserve"> </w:t>
-      </w:r>
-      <w:r>
-        <w:t xml:space="preserve">the</w:t>
-      </w:r>
-      <w:r>
-        <w:t xml:space="preserve"> </w:t>
-      </w:r>
-      <w:r>
-        <w:t xml:space="preserve">communication</w:t>
-      </w:r>
-      <w:r>
-        <w:t xml:space="preserve"> </w:t>
-      </w:r>
-      <w:r>
-        <w:t xml:space="preserve">graphs</w:t>
-      </w:r>
-      <w:r>
-        <w:t xml:space="preserve"> </w:t>
-      </w:r>
-      <w:r>
-        <w:t xml:space="preserve">of</w:t>
-      </w:r>
-      <w:r>
-        <w:t xml:space="preserve"> </w:t>
-      </w:r>
-      <w:r>
-        <w:t xml:space="preserve">modern</w:t>
-      </w:r>
-      <w:r>
-        <w:t xml:space="preserve"> </w:t>
-      </w:r>
-      <w:r>
-        <w:t xml:space="preserve">distributed</w:t>
-      </w:r>
-      <w:r>
-        <w:t xml:space="preserve"> </w:t>
-      </w:r>
-      <w:r>
-        <w:t xml:space="preserve">training</w:t>
-      </w:r>
-      <w:r>
-        <w:t xml:space="preserve"> </w:t>
-      </w:r>
-      <w:r>
-        <w:t xml:space="preserve">jobs</w:t>
-      </w:r>
-      <w:r>
-        <w:t xml:space="preserve"> </w:t>
-      </w:r>
-      <w:r>
-        <w:t xml:space="preserve">hold</w:t>
-      </w:r>
-      <w:r>
-        <w:t xml:space="preserve"> </w:t>
-      </w:r>
-      <w:r>
-        <w:t xml:space="preserve">structure</w:t>
-      </w:r>
-      <w:r>
-        <w:t xml:space="preserve"> </w:t>
-      </w:r>
-      <w:r>
-        <w:t xml:space="preserve">that</w:t>
-      </w:r>
-      <w:r>
-        <w:t xml:space="preserve"> </w:t>
-      </w:r>
-      <w:r>
-        <w:t xml:space="preserve">a</w:t>
-      </w:r>
-      <w:r>
-        <w:t xml:space="preserve"> </w:t>
-      </w:r>
-      <w:r>
-        <w:t xml:space="preserve">placement</w:t>
-      </w:r>
-      <w:r>
-        <w:t xml:space="preserve"> </w:t>
-      </w:r>
-      <w:r>
-        <w:t xml:space="preserve">can</w:t>
-      </w:r>
-      <w:r>
-        <w:t xml:space="preserve"> </w:t>
-      </w:r>
-      <w:r>
-        <w:t xml:space="preserve">exploit,</w:t>
-      </w:r>
-      <w:r>
-        <w:t xml:space="preserve"> </w:t>
-      </w:r>
-      <w:r>
-        <w:t xml:space="preserve">beyond</w:t>
-      </w:r>
-      <w:r>
-        <w:t xml:space="preserve"> </w:t>
-      </w:r>
-      <w:r>
-        <w:t xml:space="preserve">what</w:t>
-      </w:r>
-      <w:r>
-        <w:t xml:space="preserve"> </w:t>
-      </w:r>
-      <w:r>
-        <w:t xml:space="preserve">the</w:t>
-      </w:r>
-      <w:r>
-        <w:t xml:space="preserve"> </w:t>
-      </w:r>
-      <w:r>
-        <w:t xml:space="preserve">launcher’s</w:t>
-      </w:r>
-      <w:r>
-        <w:t xml:space="preserve"> </w:t>
-      </w:r>
-      <w:r>
-        <w:t xml:space="preserve">rank</w:t>
-      </w:r>
-      <w:r>
-        <w:t xml:space="preserve"> </w:t>
-      </w:r>
-      <w:r>
-        <w:t xml:space="preserve">order</w:t>
-      </w:r>
-      <w:r>
-        <w:t xml:space="preserve"> </w:t>
-      </w:r>
-      <w:r>
-        <w:t xml:space="preserve">already</w:t>
-      </w:r>
-      <w:r>
-        <w:t xml:space="preserve"> </w:t>
-      </w:r>
-      <w:r>
-        <w:t xml:space="preserve">captures,</w:t>
-      </w:r>
-      <w:r>
-        <w:t xml:space="preserve"> </w:t>
-      </w:r>
-      <w:r>
-        <w:t xml:space="preserve">has</w:t>
-      </w:r>
-      <w:r>
-        <w:t xml:space="preserve"> </w:t>
-      </w:r>
-      <w:r>
-        <w:t xml:space="preserve">rarely</w:t>
-      </w:r>
-      <w:r>
-        <w:t xml:space="preserve"> </w:t>
-      </w:r>
-      <w:r>
-        <w:t xml:space="preserve">been</w:t>
-      </w:r>
-      <w:r>
-        <w:t xml:space="preserve"> </w:t>
-      </w:r>
-      <w:r>
-        <w:t xml:space="preserve">tested</w:t>
-      </w:r>
-      <w:r>
-        <w:t xml:space="preserve"> </w:t>
-      </w:r>
-      <w:r>
-        <w:t xml:space="preserve">with</w:t>
-      </w:r>
-      <w:r>
-        <w:t xml:space="preserve"> </w:t>
-      </w:r>
-      <w:r>
-        <w:t xml:space="preserve">statistical</w:t>
-      </w:r>
-      <w:r>
-        <w:t xml:space="preserve"> </w:t>
-      </w:r>
-      <w:r>
-        <w:t xml:space="preserve">care.</w:t>
-      </w:r>
-      <w:r>
-        <w:t xml:space="preserve"> </w:t>
-      </w:r>
-      <w:r>
-        <w:t xml:space="preserve">We</w:t>
-      </w:r>
-      <w:r>
-        <w:t xml:space="preserve"> </w:t>
-      </w:r>
-      <w:r>
-        <w:t xml:space="preserve">present</w:t>
-      </w:r>
-      <w:r>
-        <w:t xml:space="preserve"> </w:t>
-      </w:r>
-      <w:r>
-        <w:t xml:space="preserve">CAGE,</w:t>
-      </w:r>
-      <w:r>
-        <w:t xml:space="preserve"> </w:t>
-      </w:r>
-      <w:r>
-        <w:t xml:space="preserve">a</w:t>
-      </w:r>
-      <w:r>
-        <w:t xml:space="preserve"> </w:t>
-      </w:r>
-      <w:r>
-        <w:t xml:space="preserve">pipeline</w:t>
-      </w:r>
-      <w:r>
-        <w:t xml:space="preserve"> </w:t>
-      </w:r>
-      <w:r>
-        <w:t xml:space="preserve">that</w:t>
-      </w:r>
-      <w:r>
-        <w:t xml:space="preserve"> </w:t>
-      </w:r>
-      <w:r>
-        <w:t xml:space="preserve">turns</w:t>
-      </w:r>
-      <w:r>
-        <w:t xml:space="preserve"> </w:t>
-      </w:r>
-      <w:r>
-        <w:t xml:space="preserve">communication</w:t>
-      </w:r>
-      <w:r>
-        <w:t xml:space="preserve"> </w:t>
-      </w:r>
-      <w:r>
-        <w:t xml:space="preserve">traces</w:t>
-      </w:r>
-      <w:r>
-        <w:t xml:space="preserve"> </w:t>
-      </w:r>
-      <w:r>
-        <w:t xml:space="preserve">into</w:t>
-      </w:r>
-      <w:r>
-        <w:t xml:space="preserve"> </w:t>
-      </w:r>
-      <w:r>
-        <w:t xml:space="preserve">traffic</w:t>
-      </w:r>
-      <w:r>
-        <w:t xml:space="preserve"> </w:t>
-      </w:r>
-      <w:r>
-        <w:t xml:space="preserve">graphs,</w:t>
-      </w:r>
-      <w:r>
-        <w:t xml:space="preserve"> </w:t>
-      </w:r>
-      <w:r>
-        <w:t xml:space="preserve">expands</w:t>
-      </w:r>
-      <w:r>
-        <w:t xml:space="preserve"> </w:t>
-      </w:r>
-      <w:r>
-        <w:t xml:space="preserve">collectives</w:t>
-      </w:r>
-      <w:r>
-        <w:t xml:space="preserve"> </w:t>
-      </w:r>
-      <w:r>
-        <w:t xml:space="preserve">by</w:t>
-      </w:r>
-      <w:r>
-        <w:t xml:space="preserve"> </w:t>
-      </w:r>
-      <w:r>
-        <w:t xml:space="preserve">the</w:t>
-      </w:r>
-      <w:r>
-        <w:t xml:space="preserve"> </w:t>
-      </w:r>
-      <w:r>
-        <w:t xml:space="preserve">algorithm</w:t>
-      </w:r>
-      <w:r>
-        <w:t xml:space="preserve"> </w:t>
-      </w:r>
-      <w:r>
-        <w:t xml:space="preserve">that</w:t>
-      </w:r>
-      <w:r>
-        <w:t xml:space="preserve"> </w:t>
-      </w:r>
-      <w:r>
-        <w:t xml:space="preserve">ran,</w:t>
-      </w:r>
-      <w:r>
-        <w:t xml:space="preserve"> </w:t>
-      </w:r>
-      <w:r>
-        <w:t xml:space="preserve">tests</w:t>
-      </w:r>
-      <w:r>
-        <w:t xml:space="preserve"> </w:t>
-      </w:r>
-      <w:r>
-        <w:t xml:space="preserve">community</w:t>
-      </w:r>
-      <w:r>
-        <w:t xml:space="preserve"> </w:t>
-      </w:r>
-      <w:r>
-        <w:t xml:space="preserve">structure</w:t>
-      </w:r>
-      <w:r>
-        <w:t xml:space="preserve"> </w:t>
-      </w:r>
-      <w:r>
-        <w:t xml:space="preserve">against</w:t>
-      </w:r>
-      <w:r>
-        <w:t xml:space="preserve"> </w:t>
-      </w:r>
-      <w:r>
-        <w:t xml:space="preserve">a</w:t>
-      </w:r>
-      <w:r>
-        <w:t xml:space="preserve"> </w:t>
-      </w:r>
-      <w:r>
-        <w:t xml:space="preserve">degree-preserving</w:t>
-      </w:r>
-      <w:r>
-        <w:t xml:space="preserve"> </w:t>
-      </w:r>
-      <w:r>
-        <w:t xml:space="preserve">null</w:t>
-      </w:r>
-      <w:r>
-        <w:t xml:space="preserve"> </w:t>
-      </w:r>
-      <w:r>
-        <w:t xml:space="preserve">model,</w:t>
-      </w:r>
-      <w:r>
-        <w:t xml:space="preserve"> </w:t>
-      </w:r>
-      <w:r>
-        <w:t xml:space="preserve">and</w:t>
-      </w:r>
-      <w:r>
-        <w:t xml:space="preserve"> </w:t>
-      </w:r>
-      <w:r>
-        <w:t xml:space="preserve">recommends</w:t>
-      </w:r>
-      <w:r>
-        <w:t xml:space="preserve"> </w:t>
-      </w:r>
-      <w:r>
-        <w:t xml:space="preserve">exact-capacity</w:t>
-      </w:r>
-      <w:r>
-        <w:t xml:space="preserve"> </w:t>
-      </w:r>
-      <w:r>
-        <w:t xml:space="preserve">placements.</w:t>
-      </w:r>
-      <w:r>
-        <w:t xml:space="preserve"> </w:t>
-      </w:r>
-      <w:r>
-        <w:t xml:space="preserve">Placements</w:t>
-      </w:r>
-      <w:r>
-        <w:t xml:space="preserve"> </w:t>
-      </w:r>
-      <w:r>
-        <w:t xml:space="preserve">are</w:t>
-      </w:r>
-      <w:r>
-        <w:t xml:space="preserve"> </w:t>
-      </w:r>
-      <w:r>
-        <w:t xml:space="preserve">scored</w:t>
-      </w:r>
-      <w:r>
-        <w:t xml:space="preserve"> </w:t>
-      </w:r>
-      <w:r>
-        <w:t xml:space="preserve">under</w:t>
-      </w:r>
-      <w:r>
-        <w:t xml:space="preserve"> </w:t>
-      </w:r>
-      <w:r>
-        <w:t xml:space="preserve">two</w:t>
-      </w:r>
-      <w:r>
-        <w:t xml:space="preserve"> </w:t>
-      </w:r>
-      <w:r>
-        <w:t xml:space="preserve">regimes:</w:t>
-      </w:r>
-      <w:r>
-        <w:t xml:space="preserve"> </w:t>
-      </w:r>
-      <w:r>
-        <w:t xml:space="preserve">collectives</w:t>
-      </w:r>
-      <w:r>
-        <w:t xml:space="preserve"> </w:t>
-      </w:r>
-      <w:r>
-        <w:t xml:space="preserve">held</w:t>
-      </w:r>
-      <w:r>
-        <w:t xml:space="preserve"> </w:t>
-      </w:r>
-      <w:r>
-        <w:t xml:space="preserve">in</w:t>
-      </w:r>
-      <w:r>
-        <w:t xml:space="preserve"> </w:t>
-      </w:r>
-      <w:r>
-        <w:t xml:space="preserve">rank</w:t>
-      </w:r>
-      <w:r>
-        <w:t xml:space="preserve"> </w:t>
-      </w:r>
-      <w:r>
-        <w:t xml:space="preserve">order</w:t>
-      </w:r>
-      <w:r>
-        <w:t xml:space="preserve"> </w:t>
-      </w:r>
-      <w:r>
-        <w:t xml:space="preserve">(MPI-like)</w:t>
-      </w:r>
-      <w:r>
-        <w:t xml:space="preserve"> </w:t>
-      </w:r>
-      <w:r>
-        <w:t xml:space="preserve">and</w:t>
-      </w:r>
-      <w:r>
-        <w:t xml:space="preserve"> </w:t>
-      </w:r>
-      <w:r>
-        <w:t xml:space="preserve">collectives</w:t>
-      </w:r>
-      <w:r>
-        <w:t xml:space="preserve"> </w:t>
-      </w:r>
-      <w:r>
-        <w:t xml:space="preserve">re-ringed</w:t>
-      </w:r>
-      <w:r>
-        <w:t xml:space="preserve"> </w:t>
-      </w:r>
-      <w:r>
-        <w:t xml:space="preserve">for</w:t>
-      </w:r>
-      <w:r>
-        <w:t xml:space="preserve"> </w:t>
-      </w:r>
-      <w:r>
-        <w:t xml:space="preserve">each</w:t>
-      </w:r>
-      <w:r>
-        <w:t xml:space="preserve"> </w:t>
-      </w:r>
-      <w:r>
-        <w:t xml:space="preserve">placement</w:t>
-      </w:r>
-      <w:r>
-        <w:t xml:space="preserve"> </w:t>
-      </w:r>
-      <w:r>
-        <w:t xml:space="preserve">(NCCL-like).</w:t>
-      </w:r>
-      <w:r>
-        <w:t xml:space="preserve"> </w:t>
-      </w:r>
-      <w:r>
-        <w:t xml:space="preserve">On</w:t>
-      </w:r>
-      <w:r>
-        <w:t xml:space="preserve"> </w:t>
-      </w:r>
-      <w:r>
-        <w:t xml:space="preserve">models</w:t>
-      </w:r>
-      <w:r>
-        <w:t xml:space="preserve"> </w:t>
-      </w:r>
-      <w:r>
-        <w:t xml:space="preserve">of</w:t>
-      </w:r>
-      <w:r>
-        <w:t xml:space="preserve"> </w:t>
-      </w:r>
-      <w:r>
-        <w:t xml:space="preserve">data-parallel,</w:t>
-      </w:r>
-      <w:r>
-        <w:t xml:space="preserve"> </w:t>
-      </w:r>
-      <w:r>
-        <w:t xml:space="preserve">Megatron</w:t>
-      </w:r>
-      <w:r>
-        <w:t xml:space="preserve"> </w:t>
-      </w:r>
-      <w:r>
-        <w:t xml:space="preserve">3D-parallel,</w:t>
-      </w:r>
-      <w:r>
-        <w:t xml:space="preserve"> </w:t>
-      </w:r>
-      <w:r>
-        <w:t xml:space="preserve">mixture-of-experts</w:t>
-      </w:r>
-      <w:r>
-        <w:t xml:space="preserve"> </w:t>
-      </w:r>
-      <w:r>
-        <w:t xml:space="preserve">(MoE)</w:t>
-      </w:r>
-      <w:r>
-        <w:t xml:space="preserve"> </w:t>
-      </w:r>
-      <w:r>
-        <w:t xml:space="preserve">and</w:t>
-      </w:r>
-      <w:r>
-        <w:t xml:space="preserve"> </w:t>
-      </w:r>
-      <w:r>
-        <w:t xml:space="preserve">stencil</w:t>
-      </w:r>
-      <w:r>
-        <w:t xml:space="preserve"> </w:t>
-      </w:r>
-      <w:r>
-        <w:t xml:space="preserve">workloads,</w:t>
-      </w:r>
-      <w:r>
-        <w:t xml:space="preserve"> </w:t>
-      </w:r>
-      <w:r>
-        <w:t xml:space="preserve">three</w:t>
-      </w:r>
-      <w:r>
-        <w:t xml:space="preserve"> </w:t>
-      </w:r>
-      <w:r>
-        <w:t xml:space="preserve">results</w:t>
-      </w:r>
-      <w:r>
-        <w:t xml:space="preserve"> </w:t>
-      </w:r>
-      <w:r>
-        <w:t xml:space="preserve">stand</w:t>
-      </w:r>
-      <w:r>
-        <w:t xml:space="preserve"> </w:t>
-      </w:r>
-      <w:r>
-        <w:t xml:space="preserve">out.</w:t>
-      </w:r>
-      <w:r>
-        <w:t xml:space="preserve"> </w:t>
-      </w:r>
-      <w:r>
-        <w:t xml:space="preserve">First,</w:t>
-      </w:r>
-      <w:r>
-        <w:t xml:space="preserve"> </w:t>
-      </w:r>
-      <w:r>
-        <w:t xml:space="preserve">raw</w:t>
-      </w:r>
-      <w:r>
-        <w:t xml:space="preserve"> </w:t>
-      </w:r>
-      <w:r>
-        <w:t xml:space="preserve">modularity</w:t>
-      </w:r>
-      <w:r>
-        <w:t xml:space="preserve"> </w:t>
-      </w:r>
-      <w:r>
-        <w:t xml:space="preserve">misleads:</w:t>
-      </w:r>
-      <w:r>
-        <w:t xml:space="preserve"> </w:t>
-      </w:r>
-      <w:r>
-        <w:t xml:space="preserve">a</w:t>
-      </w:r>
-      <w:r>
-        <w:t xml:space="preserve"> </w:t>
-      </w:r>
-      <w:r>
-        <w:t xml:space="preserve">64-rank</w:t>
-      </w:r>
-      <w:r>
-        <w:t xml:space="preserve"> </w:t>
-      </w:r>
-      <w:r>
-        <w:t xml:space="preserve">ring</w:t>
-      </w:r>
-      <w:r>
-        <w:t xml:space="preserve"> </w:t>
-      </w:r>
-      <w:r>
-        <w:t xml:space="preserve">scores</w:t>
-      </w:r>
-      <w:r>
-        <w:t xml:space="preserve"> </w:t>
-      </w:r>
-      <w:r>
-        <w:rPr>
-          <w:iCs/>
-          <w:i/>
-        </w:rPr>
-        <w:t xml:space="preserve">Q</w:t>
-      </w:r>
-      <w:r>
-        <w:t xml:space="preserve"> </w:t>
-      </w:r>
-      <w:r>
-        <w:t xml:space="preserve">=</w:t>
-      </w:r>
-      <w:r>
-        <w:t xml:space="preserve"> </w:t>
-      </w:r>
-      <w:r>
-        <w:t xml:space="preserve">0.74</w:t>
-      </w:r>
-      <w:r>
-        <w:t xml:space="preserve"> </w:t>
-      </w:r>
-      <w:r>
-        <w:t xml:space="preserve">with</w:t>
-      </w:r>
-      <w:r>
-        <w:t xml:space="preserve"> </w:t>
-      </w:r>
-      <w:r>
-        <w:rPr>
-          <w:iCs/>
-          <w:i/>
-        </w:rPr>
-        <w:t xml:space="preserve">z</w:t>
-      </w:r>
-      <w:r>
-        <w:t xml:space="preserve"> </w:t>
-      </w:r>
-      <w:r>
-        <w:t xml:space="preserve">=</w:t>
-      </w:r>
-      <w:r>
-        <w:t xml:space="preserve"> </w:t>
-      </w:r>
-      <w:r>
-        <w:t xml:space="preserve">−1.1</w:t>
-      </w:r>
-      <w:r>
-        <w:t xml:space="preserve"> </w:t>
-      </w:r>
-      <w:r>
-        <w:t xml:space="preserve">against</w:t>
-      </w:r>
-      <w:r>
-        <w:t xml:space="preserve"> </w:t>
-      </w:r>
-      <w:r>
-        <w:t xml:space="preserve">its</w:t>
-      </w:r>
-      <w:r>
-        <w:t xml:space="preserve"> </w:t>
-      </w:r>
-      <w:r>
-        <w:t xml:space="preserve">null</w:t>
-      </w:r>
-      <w:r>
-        <w:t xml:space="preserve"> </w:t>
-      </w:r>
-      <w:r>
-        <w:t xml:space="preserve">model.</w:t>
-      </w:r>
-      <w:r>
-        <w:t xml:space="preserve"> </w:t>
-      </w:r>
-      <w:r>
-        <w:t xml:space="preserve">Second,</w:t>
-      </w:r>
-      <w:r>
-        <w:t xml:space="preserve"> </w:t>
-      </w:r>
-      <w:r>
-        <w:t xml:space="preserve">against</w:t>
-      </w:r>
-      <w:r>
-        <w:t xml:space="preserve"> </w:t>
-      </w:r>
-      <w:r>
-        <w:t xml:space="preserve">block</w:t>
-      </w:r>
-      <w:r>
-        <w:t xml:space="preserve"> </w:t>
-      </w:r>
-      <w:r>
-        <w:t xml:space="preserve">placement,</w:t>
-      </w:r>
-      <w:r>
-        <w:t xml:space="preserve"> </w:t>
-      </w:r>
-      <w:r>
-        <w:t xml:space="preserve">graph-aware</w:t>
-      </w:r>
-      <w:r>
-        <w:t xml:space="preserve"> </w:t>
-      </w:r>
-      <w:r>
-        <w:t xml:space="preserve">placement</w:t>
-      </w:r>
-      <w:r>
-        <w:t xml:space="preserve"> </w:t>
-      </w:r>
-      <w:r>
-        <w:t xml:space="preserve">gains</w:t>
-      </w:r>
-      <w:r>
-        <w:t xml:space="preserve"> </w:t>
-      </w:r>
-      <w:r>
-        <w:t xml:space="preserve">nothing</w:t>
-      </w:r>
-      <w:r>
-        <w:t xml:space="preserve"> </w:t>
-      </w:r>
-      <w:r>
-        <w:t xml:space="preserve">for</w:t>
-      </w:r>
-      <w:r>
-        <w:t xml:space="preserve"> </w:t>
-      </w:r>
-      <w:r>
-        <w:t xml:space="preserve">data-parallel</w:t>
-      </w:r>
-      <w:r>
-        <w:t xml:space="preserve"> </w:t>
-      </w:r>
-      <w:r>
-        <w:t xml:space="preserve">and</w:t>
-      </w:r>
-      <w:r>
-        <w:t xml:space="preserve"> </w:t>
-      </w:r>
-      <w:r>
-        <w:t xml:space="preserve">default-order</w:t>
-      </w:r>
-      <w:r>
-        <w:t xml:space="preserve"> </w:t>
-      </w:r>
-      <w:r>
-        <w:t xml:space="preserve">Megatron</w:t>
-      </w:r>
-      <w:r>
-        <w:t xml:space="preserve"> </w:t>
-      </w:r>
-      <w:r>
-        <w:t xml:space="preserve">jobs.</w:t>
-      </w:r>
-      <w:r>
-        <w:t xml:space="preserve"> </w:t>
-      </w:r>
-      <w:r>
-        <w:t xml:space="preserve">It</w:t>
-      </w:r>
-      <w:r>
-        <w:t xml:space="preserve"> </w:t>
-      </w:r>
-      <w:r>
-        <w:t xml:space="preserve">gains</w:t>
-      </w:r>
-      <w:r>
-        <w:t xml:space="preserve"> </w:t>
-      </w:r>
-      <w:r>
-        <w:t xml:space="preserve">only</w:t>
-      </w:r>
-      <w:r>
-        <w:t xml:space="preserve"> </w:t>
-      </w:r>
-      <w:r>
-        <w:t xml:space="preserve">where</w:t>
-      </w:r>
-      <w:r>
-        <w:t xml:space="preserve"> </w:t>
-      </w:r>
-      <w:r>
-        <w:t xml:space="preserve">rank</w:t>
-      </w:r>
-      <w:r>
-        <w:t xml:space="preserve"> </w:t>
-      </w:r>
-      <w:r>
-        <w:t xml:space="preserve">order</w:t>
-      </w:r>
-      <w:r>
-        <w:t xml:space="preserve"> </w:t>
-      </w:r>
-      <w:r>
-        <w:t xml:space="preserve">disagrees</w:t>
-      </w:r>
-      <w:r>
-        <w:t xml:space="preserve"> </w:t>
-      </w:r>
-      <w:r>
-        <w:t xml:space="preserve">with</w:t>
-      </w:r>
-      <w:r>
-        <w:t xml:space="preserve"> </w:t>
-      </w:r>
-      <w:r>
-        <w:t xml:space="preserve">structure:</w:t>
-      </w:r>
-      <w:r>
-        <w:t xml:space="preserve"> </w:t>
-      </w:r>
-      <w:r>
-        <w:t xml:space="preserve">−93%</w:t>
-      </w:r>
-      <w:r>
-        <w:t xml:space="preserve"> </w:t>
-      </w:r>
-      <w:r>
-        <w:t xml:space="preserve">cross-host</w:t>
-      </w:r>
-      <w:r>
-        <w:t xml:space="preserve"> </w:t>
-      </w:r>
-      <w:r>
-        <w:t xml:space="preserve">bytes</w:t>
-      </w:r>
-      <w:r>
-        <w:t xml:space="preserve"> </w:t>
-      </w:r>
-      <w:r>
-        <w:t xml:space="preserve">for</w:t>
-      </w:r>
-      <w:r>
-        <w:t xml:space="preserve"> </w:t>
-      </w:r>
-      <w:r>
-        <w:t xml:space="preserve">scrambled</w:t>
-      </w:r>
-      <w:r>
-        <w:t xml:space="preserve"> </w:t>
-      </w:r>
-      <w:r>
-        <w:t xml:space="preserve">Megatron</w:t>
-      </w:r>
-      <w:r>
-        <w:t xml:space="preserve"> </w:t>
-      </w:r>
-      <w:r>
-        <w:t xml:space="preserve">ranks,</w:t>
-      </w:r>
-      <w:r>
-        <w:t xml:space="preserve"> </w:t>
-      </w:r>
-      <w:r>
-        <w:t xml:space="preserve">−43%</w:t>
-      </w:r>
-      <w:r>
-        <w:t xml:space="preserve"> </w:t>
-      </w:r>
-      <w:r>
-        <w:t xml:space="preserve">and</w:t>
-      </w:r>
-      <w:r>
-        <w:t xml:space="preserve"> </w:t>
-      </w:r>
-      <w:r>
-        <w:t xml:space="preserve">−25%</w:t>
-      </w:r>
-      <w:r>
-        <w:t xml:space="preserve"> </w:t>
-      </w:r>
-      <w:r>
-        <w:t xml:space="preserve">for</w:t>
-      </w:r>
-      <w:r>
-        <w:t xml:space="preserve"> </w:t>
-      </w:r>
-      <w:r>
-        <w:t xml:space="preserve">2D</w:t>
-      </w:r>
-      <w:r>
-        <w:t xml:space="preserve"> </w:t>
-      </w:r>
-      <w:r>
-        <w:t xml:space="preserve">and</w:t>
-      </w:r>
-      <w:r>
-        <w:t xml:space="preserve"> </w:t>
-      </w:r>
-      <w:r>
-        <w:t xml:space="preserve">3D</w:t>
-      </w:r>
-      <w:r>
-        <w:t xml:space="preserve"> </w:t>
-      </w:r>
-      <w:r>
-        <w:t xml:space="preserve">stencils,</w:t>
-      </w:r>
-      <w:r>
-        <w:t xml:space="preserve"> </w:t>
-      </w:r>
-      <w:r>
-        <w:t xml:space="preserve">and</w:t>
-      </w:r>
-      <w:r>
-        <w:t xml:space="preserve"> </w:t>
-      </w:r>
-      <w:r>
-        <w:t xml:space="preserve">−56%</w:t>
-      </w:r>
-      <w:r>
-        <w:t xml:space="preserve"> </w:t>
-      </w:r>
-      <w:r>
-        <w:t xml:space="preserve">for</w:t>
-      </w:r>
-      <w:r>
-        <w:t xml:space="preserve"> </w:t>
-      </w:r>
-      <w:r>
-        <w:t xml:space="preserve">MoE</w:t>
-      </w:r>
-      <w:r>
-        <w:t xml:space="preserve"> </w:t>
-      </w:r>
-      <w:r>
-        <w:t xml:space="preserve">with</w:t>
-      </w:r>
-      <w:r>
-        <w:t xml:space="preserve"> </w:t>
-      </w:r>
-      <w:r>
-        <w:t xml:space="preserve">routing</w:t>
-      </w:r>
-      <w:r>
-        <w:t xml:space="preserve"> </w:t>
-      </w:r>
-      <w:r>
-        <w:t xml:space="preserve">affinity</w:t>
-      </w:r>
-      <w:r>
-        <w:t xml:space="preserve"> </w:t>
-      </w:r>
-      <w:r>
-        <w:t xml:space="preserve">0.6,</w:t>
-      </w:r>
-      <w:r>
-        <w:t xml:space="preserve"> </w:t>
-      </w:r>
-      <w:r>
-        <w:t xml:space="preserve">falling</w:t>
-      </w:r>
-      <w:r>
-        <w:t xml:space="preserve"> </w:t>
-      </w:r>
-      <w:r>
-        <w:t xml:space="preserve">to</w:t>
-      </w:r>
-      <w:r>
-        <w:t xml:space="preserve"> </w:t>
-      </w:r>
-      <w:r>
-        <w:t xml:space="preserve">zero</w:t>
-      </w:r>
-      <w:r>
-        <w:t xml:space="preserve"> </w:t>
-      </w:r>
-      <w:r>
-        <w:t xml:space="preserve">without</w:t>
-      </w:r>
-      <w:r>
-        <w:t xml:space="preserve"> </w:t>
-      </w:r>
-      <w:r>
-        <w:t xml:space="preserve">affinity.</w:t>
-      </w:r>
-      <w:r>
-        <w:t xml:space="preserve"> </w:t>
-      </w:r>
-      <w:r>
-        <w:t xml:space="preserve">Third,</w:t>
-      </w:r>
-      <w:r>
-        <w:t xml:space="preserve"> </w:t>
-      </w:r>
-      <w:r>
-        <w:t xml:space="preserve">a</w:t>
-      </w:r>
-      <w:r>
-        <w:t xml:space="preserve"> </w:t>
-      </w:r>
-      <w:r>
-        <w:t xml:space="preserve">bytes-only</w:t>
-      </w:r>
-      <w:r>
-        <w:t xml:space="preserve"> </w:t>
-      </w:r>
-      <w:r>
-        <w:t xml:space="preserve">graph</w:t>
-      </w:r>
-      <w:r>
-        <w:t xml:space="preserve"> </w:t>
-      </w:r>
-      <w:r>
-        <w:t xml:space="preserve">cannot</w:t>
-      </w:r>
-      <w:r>
-        <w:t xml:space="preserve"> </w:t>
-      </w:r>
-      <w:r>
-        <w:t xml:space="preserve">find</w:t>
-      </w:r>
-      <w:r>
-        <w:t xml:space="preserve"> </w:t>
-      </w:r>
-      <w:r>
-        <w:t xml:space="preserve">a</w:t>
-      </w:r>
-      <w:r>
-        <w:t xml:space="preserve"> </w:t>
-      </w:r>
-      <w:r>
-        <w:t xml:space="preserve">slow</w:t>
-      </w:r>
-      <w:r>
-        <w:t xml:space="preserve"> </w:t>
-      </w:r>
-      <w:r>
-        <w:t xml:space="preserve">NIC</w:t>
-      </w:r>
-      <w:r>
-        <w:t xml:space="preserve"> </w:t>
-      </w:r>
-      <w:r>
-        <w:t xml:space="preserve">(hit</w:t>
-      </w:r>
-      <w:r>
-        <w:t xml:space="preserve"> </w:t>
-      </w:r>
-      <w:r>
-        <w:t xml:space="preserve">rate</w:t>
-      </w:r>
-      <w:r>
-        <w:t xml:space="preserve"> </w:t>
-      </w:r>
-      <w:r>
-        <w:t xml:space="preserve">0.12,</w:t>
-      </w:r>
-      <w:r>
-        <w:t xml:space="preserve"> </w:t>
-      </w:r>
-      <w:r>
-        <w:t xml:space="preserve">chance</w:t>
-      </w:r>
-      <w:r>
-        <w:t xml:space="preserve"> </w:t>
-      </w:r>
-      <w:r>
-        <w:t xml:space="preserve">0.125),</w:t>
-      </w:r>
-      <w:r>
-        <w:t xml:space="preserve"> </w:t>
-      </w:r>
-      <w:r>
-        <w:t xml:space="preserve">while</w:t>
-      </w:r>
-      <w:r>
-        <w:t xml:space="preserve"> </w:t>
-      </w:r>
-      <w:r>
-        <w:t xml:space="preserve">a</w:t>
-      </w:r>
-      <w:r>
-        <w:t xml:space="preserve"> </w:t>
-      </w:r>
-      <w:r>
-        <w:t xml:space="preserve">time-weighted</w:t>
-      </w:r>
-      <w:r>
-        <w:t xml:space="preserve"> </w:t>
-      </w:r>
-      <w:r>
-        <w:t xml:space="preserve">graph</w:t>
-      </w:r>
-      <w:r>
-        <w:t xml:space="preserve"> </w:t>
-      </w:r>
-      <w:r>
-        <w:t xml:space="preserve">does</w:t>
-      </w:r>
-      <w:r>
-        <w:t xml:space="preserve"> </w:t>
-      </w:r>
-      <w:r>
-        <w:t xml:space="preserve">(0.75–1.00).</w:t>
-      </w:r>
-      <w:r>
-        <w:t xml:space="preserve"> </w:t>
-      </w:r>
-      <w:r>
-        <w:t xml:space="preserve">All</w:t>
-      </w:r>
-      <w:r>
-        <w:t xml:space="preserve"> </w:t>
-      </w:r>
-      <w:r>
-        <w:t xml:space="preserve">numbers</w:t>
-      </w:r>
-      <w:r>
-        <w:t xml:space="preserve"> </w:t>
-      </w:r>
-      <w:r>
-        <w:t xml:space="preserve">are</w:t>
-      </w:r>
-      <w:r>
-        <w:t xml:space="preserve"> </w:t>
-      </w:r>
-      <w:r>
-        <w:t xml:space="preserve">scenario</w:t>
-      </w:r>
-      <w:r>
-        <w:t xml:space="preserve"> </w:t>
-      </w:r>
-      <w:r>
-        <w:t xml:space="preserve">values</w:t>
-      </w:r>
-      <w:r>
-        <w:t xml:space="preserve"> </w:t>
-      </w:r>
-      <w:r>
-        <w:t xml:space="preserve">from</w:t>
-      </w:r>
-      <w:r>
-        <w:t xml:space="preserve"> </w:t>
-      </w:r>
-      <w:r>
-        <w:t xml:space="preserve">synthetic</w:t>
-      </w:r>
-      <w:r>
-        <w:t xml:space="preserve"> </w:t>
-      </w:r>
-      <w:r>
-        <w:t xml:space="preserve">workloads</w:t>
-      </w:r>
-      <w:r>
-        <w:t xml:space="preserve"> </w:t>
-      </w:r>
-      <w:r>
-        <w:t xml:space="preserve">and</w:t>
-      </w:r>
-      <w:r>
-        <w:t xml:space="preserve"> </w:t>
-      </w:r>
-      <w:r>
-        <w:t xml:space="preserve">an</w:t>
-      </w:r>
-      <w:r>
-        <w:t xml:space="preserve"> </w:t>
-      </w:r>
-      <w:r>
-        <w:t xml:space="preserve">analytic</w:t>
-      </w:r>
-      <w:r>
-        <w:t xml:space="preserve"> </w:t>
-      </w:r>
-      <w:r>
-        <w:t xml:space="preserve">bandwidth</w:t>
-      </w:r>
-      <w:r>
-        <w:t xml:space="preserve"> </w:t>
-      </w:r>
-      <w:r>
-        <w:t xml:space="preserve">model,</w:t>
-      </w:r>
-      <w:r>
-        <w:t xml:space="preserve"> </w:t>
-      </w:r>
-      <w:r>
-        <w:t xml:space="preserve">not</w:t>
-      </w:r>
-      <w:r>
-        <w:t xml:space="preserve"> </w:t>
-      </w:r>
-      <w:r>
-        <w:t xml:space="preserve">hardware</w:t>
-      </w:r>
-      <w:r>
-        <w:t xml:space="preserve"> </w:t>
-      </w:r>
-      <w:r>
-        <w:t xml:space="preserve">measurements;</w:t>
-      </w:r>
-      <w:r>
-        <w:t xml:space="preserve"> </w:t>
-      </w:r>
-      <w:r>
-        <w:t xml:space="preserve">we</w:t>
-      </w:r>
-      <w:r>
-        <w:t xml:space="preserve"> </w:t>
-      </w:r>
-      <w:r>
-        <w:t xml:space="preserve">state</w:t>
-      </w:r>
-      <w:r>
-        <w:t xml:space="preserve"> </w:t>
-      </w:r>
-      <w:r>
-        <w:t xml:space="preserve">what</w:t>
-      </w:r>
-      <w:r>
-        <w:t xml:space="preserve"> </w:t>
-      </w:r>
-      <w:r>
-        <w:t xml:space="preserve">real</w:t>
-      </w:r>
-      <w:r>
-        <w:t xml:space="preserve"> </w:t>
-      </w:r>
-      <w:r>
-        <w:t xml:space="preserve">traces</w:t>
-      </w:r>
-      <w:r>
-        <w:t xml:space="preserve"> </w:t>
-      </w:r>
-      <w:r>
-        <w:t xml:space="preserve">must</w:t>
-      </w:r>
-      <w:r>
-        <w:t xml:space="preserve"> </w:t>
-      </w:r>
-      <w:r>
-        <w:t xml:space="preserve">show</w:t>
-      </w:r>
-      <w:r>
-        <w:t xml:space="preserve"> </w:t>
-      </w:r>
-      <w:r>
-        <w:t xml:space="preserve">to</w:t>
-      </w:r>
-      <w:r>
-        <w:t xml:space="preserve"> </w:t>
-      </w:r>
-      <w:r>
-        <w:t xml:space="preserve">confirm</w:t>
-      </w:r>
-      <w:r>
-        <w:t xml:space="preserve"> </w:t>
-      </w:r>
-      <w:r>
-        <w:t xml:space="preserve">them.</w:t>
-      </w:r>
-    </w:p>
-    <w:p>
-      <w:pPr>
-        <w:pStyle w:val="FirstParagraph"/>
+        <w:ind w:firstLine="288"/>
       </w:pPr>
       <w:r>
         <w:rPr>
@@ -1559,22 +1564,37 @@
           <w:bCs/>
           <w:b/>
         </w:rPr>
-        <w:t xml:space="preserve">Keywords</w:t>
-      </w:r>
-      <w:r>
-        <w:t xml:space="preserve">—</w:t>
-      </w:r>
-      <w:r>
-        <w:t xml:space="preserve"> </w:t>
-      </w:r>
-      <w:r>
-        <w:t xml:space="preserve">communication graphs, process placement, graph partitioning, modularity, null models,</w:t>
-      </w:r>
-      <w:r>
-        <w:t xml:space="preserve"> </w:t>
-      </w:r>
-      <w:r>
-        <w:t xml:space="preserve">distributed training, NCCL, MPI</w:t>
+        <w:t>Index Terms</w:t>
+      </w:r>
+      <w:r>
+        <w:rPr>
+          <w:b/>
+        </w:rPr>
+        <w:t>—</w:t>
+      </w:r>
+      <w:r>
+        <w:rPr>
+          <w:b/>
+        </w:rPr>
+        <w:t xml:space="preserve"> </w:t>
+      </w:r>
+      <w:r>
+        <w:rPr>
+          <w:b/>
+        </w:rPr>
+        <w:t>communication graphs, process placement, graph partitioning, modularity, null models,</w:t>
+      </w:r>
+      <w:r>
+        <w:rPr>
+          <w:b/>
+        </w:rPr>
+        <w:t xml:space="preserve"> </w:t>
+      </w:r>
+      <w:r>
+        <w:rPr>
+          <w:b/>
+        </w:rPr>
+        <w:t>distributed training, NCCL, MPI</w:t>
       </w:r>
     </w:p>
     <w:bookmarkStart w:id="20" w:name="i.-introduction"/>
@@ -4502,7 +4522,11 @@
         <w:pStyle w:val="TableCaption"/>
       </w:pPr>
       <w:r>
-        <w:t xml:space="preserve">TABLE I. Synthetic workloads (all bf16, 8 GPUs per host).</w:t>
+        <w:t>TABLE I</w:t>
+        <w:br/>
+      </w:r>
+      <w:r>
+        <w:t>Synthetic workloads (all bf16, 8 GPUs per host).</w:t>
       </w:r>
     </w:p>
     <w:tbl>
@@ -4510,13 +4534,17 @@
         <w:tblStyle w:val="Table"/>
         <w:tblW w:type="pct" w:w="5000"/>
         <w:tblLayout w:type="fixed"/>
+        <w:tblCellMar>
+          <w:left w:w="50" w:type="dxa"/>
+          <w:right w:w="50" w:type="dxa"/>
+        </w:tblCellMar>
         <w:tblLook w:firstRow="1" w:lastRow="0" w:firstColumn="0" w:lastColumn="0" w:noHBand="0" w:noVBand="0" w:val="0020"/>
         <w:jc w:val="start"/>
         <w:tblCaption w:val="TABLE I. Synthetic workloads (all bf16, 8 GPUs per host)."/>
       </w:tblPr>
       <w:tblGrid>
-        <w:gridCol w:w="2620"/>
-        <w:gridCol w:w="6740"/>
+        <w:gridCol w:w="1411"/>
+        <w:gridCol w:w="3629"/>
       </w:tblGrid>
       <w:tr>
         <w:trPr>
@@ -4530,6 +4558,9 @@
               <w:jc w:val="left"/>
             </w:pPr>
             <w:r>
+              <w:rPr>
+                <w:sz w:val="16"/>
+              </w:rPr>
               <w:t xml:space="preserve">Workload</w:t>
             </w:r>
           </w:p>
@@ -4542,6 +4573,9 @@
               <w:jc w:val="left"/>
             </w:pPr>
             <w:r>
+              <w:rPr>
+                <w:sz w:val="16"/>
+              </w:rPr>
               <w:t xml:space="preserve">Model</w:t>
             </w:r>
           </w:p>
@@ -4556,6 +4590,9 @@
               <w:jc w:val="left"/>
             </w:pPr>
             <w:r>
+              <w:rPr>
+                <w:sz w:val="16"/>
+              </w:rPr>
               <w:t xml:space="preserve">DP ring</w:t>
             </w:r>
           </w:p>
@@ -4568,6 +4605,9 @@
               <w:jc w:val="left"/>
             </w:pPr>
             <w:r>
+              <w:rPr>
+                <w:sz w:val="16"/>
+              </w:rPr>
               <w:t xml:space="preserve">flat ring allreduce of 2 GB gradients per step</w:t>
             </w:r>
           </w:p>
@@ -4582,6 +4622,9 @@
               <w:jc w:val="left"/>
             </w:pPr>
             <w:r>
+              <w:rPr>
+                <w:sz w:val="16"/>
+              </w:rPr>
               <w:t xml:space="preserve">DP hier. leader / rail</w:t>
             </w:r>
           </w:p>
@@ -4594,6 +4637,9 @@
               <w:jc w:val="left"/>
             </w:pPr>
             <w:r>
+              <w:rPr>
+                <w:sz w:val="16"/>
+              </w:rPr>
               <w:t xml:space="preserve">Horovod-style leader allreduce / rail-optimised allreduce</w:t>
             </w:r>
           </w:p>
@@ -4608,6 +4654,9 @@
               <w:jc w:val="left"/>
             </w:pPr>
             <w:r>
+              <w:rPr>
+                <w:sz w:val="16"/>
+              </w:rPr>
               <w:t xml:space="preserve">Megatron TP·PP·DP</w:t>
             </w:r>
           </w:p>
@@ -4620,38 +4669,61 @@
               <w:jc w:val="left"/>
             </w:pPr>
             <w:r>
+              <w:rPr>
+                <w:sz w:val="16"/>
+              </w:rPr>
               <w:t xml:space="preserve">8·4·2,</w:t>
             </w:r>
             <w:r>
+              <w:rPr>
+                <w:sz w:val="16"/>
+              </w:rPr>
               <w:t xml:space="preserve"> </w:t>
             </w:r>
             <w:r>
               <w:rPr>
                 <w:iCs/>
                 <w:i/>
+                <w:sz w:val="16"/>
               </w:rPr>
               <w:t xml:space="preserve">L</w:t>
             </w:r>
             <w:r>
+              <w:rPr>
+                <w:sz w:val="16"/>
+              </w:rPr>
               <w:t xml:space="preserve"> </w:t>
             </w:r>
             <w:r>
+              <w:rPr>
+                <w:sz w:val="16"/>
+              </w:rPr>
               <w:t xml:space="preserve">= 32,</w:t>
             </w:r>
             <w:r>
+              <w:rPr>
+                <w:sz w:val="16"/>
+              </w:rPr>
               <w:t xml:space="preserve"> </w:t>
             </w:r>
             <w:r>
               <w:rPr>
                 <w:iCs/>
                 <w:i/>
+                <w:sz w:val="16"/>
               </w:rPr>
               <w:t xml:space="preserve">h</w:t>
             </w:r>
             <w:r>
+              <w:rPr>
+                <w:sz w:val="16"/>
+              </w:rPr>
               <w:t xml:space="preserve"> </w:t>
             </w:r>
             <w:r>
+              <w:rPr>
+                <w:sz w:val="16"/>
+              </w:rPr>
               <w:t xml:space="preserve">= 8192, seq 4096, 8 microbatches; TP ring allreduce, PP sends (scatter-gather), DP allreduce of the parameter shard</w:t>
             </w:r>
           </w:p>
@@ -4666,6 +4738,9 @@
               <w:jc w:val="left"/>
             </w:pPr>
             <w:r>
+              <w:rPr>
+                <w:sz w:val="16"/>
+              </w:rPr>
               <w:t xml:space="preserve">MoE</w:t>
             </w:r>
           </w:p>
@@ -4678,19 +4753,29 @@
               <w:jc w:val="left"/>
             </w:pPr>
             <w:r>
+              <w:rPr>
+                <w:sz w:val="16"/>
+              </w:rPr>
               <w:t xml:space="preserve">EP = 64 ranks, 2 experts/rank, top-2, Zipf expert popularity (default 1.0), affinity</w:t>
             </w:r>
             <w:r>
+              <w:rPr>
+                <w:sz w:val="16"/>
+              </w:rPr>
               <w:t xml:space="preserve"> </w:t>
             </w:r>
             <w:r>
               <w:rPr>
                 <w:iCs/>
                 <w:i/>
+                <w:sz w:val="16"/>
               </w:rPr>
               <w:t xml:space="preserve">a</w:t>
             </w:r>
             <w:r>
+              <w:rPr>
+                <w:sz w:val="16"/>
+              </w:rPr>
               <w:t xml:space="preserve">, plus dense 2 GB ring allreduce</w:t>
             </w:r>
           </w:p>
@@ -4705,6 +4790,9 @@
               <w:jc w:val="left"/>
             </w:pPr>
             <w:r>
+              <w:rPr>
+                <w:sz w:val="16"/>
+              </w:rPr>
               <w:t xml:space="preserve">Stencil</w:t>
             </w:r>
           </w:p>
@@ -4717,6 +4805,9 @@
               <w:jc w:val="left"/>
             </w:pPr>
             <w:r>
+              <w:rPr>
+                <w:sz w:val="16"/>
+              </w:rPr>
               <w:t xml:space="preserve">halo exchange of 4 MB per face on 8×8 or 4×4×4 grids</w:t>
             </w:r>
           </w:p>
@@ -4731,6 +4822,9 @@
               <w:jc w:val="left"/>
             </w:pPr>
             <w:r>
+              <w:rPr>
+                <w:sz w:val="16"/>
+              </w:rPr>
               <w:t xml:space="preserve">SBM</w:t>
             </w:r>
           </w:p>
@@ -4743,12 +4837,21 @@
               <w:jc w:val="left"/>
             </w:pPr>
             <w:r>
+              <w:rPr>
+                <w:sz w:val="16"/>
+              </w:rPr>
               <w:t xml:space="preserve">planted partition </w:t>
             </w:r>
             <w:r>
+              <w:rPr>
+                <w:sz w:val="16"/>
+              </w:rPr>
               <w:t xml:space="preserve">[30]</w:t>
             </w:r>
             <w:r>
+              <w:rPr>
+                <w:sz w:val="16"/>
+              </w:rPr>
               <w:t xml:space="preserve">, 64 ranks in 8 blocks, log-normal weights</w:t>
             </w:r>
           </w:p>
@@ -5120,7 +5223,11 @@
         <w:pStyle w:val="TableCaption"/>
       </w:pPr>
       <w:r>
-        <w:t xml:space="preserve">TABLE II. Observed vs. null-model modularity, 20 null samples (E2). Scenario values.</w:t>
+        <w:t>TABLE II</w:t>
+        <w:br/>
+      </w:r>
+      <w:r>
+        <w:t>Observed vs. null-model modularity, 20 null samples (E2). Scenario values.</w:t>
       </w:r>
     </w:p>
     <w:tbl>
@@ -5128,18 +5235,22 @@
         <w:tblStyle w:val="Table"/>
         <w:tblW w:type="pct" w:w="5000"/>
         <w:tblLayout w:type="fixed"/>
+        <w:tblCellMar>
+          <w:left w:w="50" w:type="dxa"/>
+          <w:right w:w="50" w:type="dxa"/>
+        </w:tblCellMar>
         <w:tblLook w:firstRow="1" w:lastRow="0" w:firstColumn="0" w:lastColumn="0" w:noHBand="0" w:noVBand="0" w:val="0020"/>
         <w:jc w:val="start"/>
         <w:tblCaption w:val="TABLE II. Observed vs. null-model modularity, 20 null samples (E2). Scenario values."/>
       </w:tblPr>
       <w:tblGrid>
-        <w:gridCol w:w="2808"/>
-        <w:gridCol w:w="1092"/>
-        <w:gridCol w:w="1092"/>
-        <w:gridCol w:w="1092"/>
-        <w:gridCol w:w="1092"/>
-        <w:gridCol w:w="1092"/>
-        <w:gridCol w:w="1092"/>
+        <w:gridCol w:w="1860"/>
+        <w:gridCol w:w="590"/>
+        <w:gridCol w:w="590"/>
+        <w:gridCol w:w="500"/>
+        <w:gridCol w:w="590"/>
+        <w:gridCol w:w="410"/>
+        <w:gridCol w:w="500"/>
       </w:tblGrid>
       <w:tr>
         <w:trPr>
@@ -5153,6 +5264,9 @@
               <w:jc w:val="left"/>
             </w:pPr>
             <w:r>
+              <w:rPr>
+                <w:sz w:val="16"/>
+              </w:rPr>
               <w:t xml:space="preserve">Graph</w:t>
             </w:r>
           </w:p>
@@ -5168,6 +5282,7 @@
               <w:rPr>
                 <w:iCs/>
                 <w:i/>
+                <w:sz w:val="16"/>
               </w:rPr>
               <w:t xml:space="preserve">Q</w:t>
             </w:r>
@@ -5181,15 +5296,22 @@
               <w:jc w:val="right"/>
             </w:pPr>
             <w:r>
+              <w:rPr>
+                <w:sz w:val="16"/>
+              </w:rPr>
               <w:t xml:space="preserve">null</w:t>
             </w:r>
             <w:r>
+              <w:rPr>
+                <w:sz w:val="16"/>
+              </w:rPr>
               <w:t xml:space="preserve"> </w:t>
             </w:r>
             <w:r>
               <w:rPr>
                 <w:iCs/>
                 <w:i/>
+                <w:sz w:val="16"/>
               </w:rPr>
               <w:t xml:space="preserve">Q</w:t>
             </w:r>
@@ -5206,6 +5328,7 @@
               <w:rPr>
                 <w:iCs/>
                 <w:i/>
+                <w:sz w:val="16"/>
               </w:rPr>
               <w:t xml:space="preserve">z</w:t>
             </w:r>
@@ -5222,6 +5345,7 @@
               <w:rPr>
                 <w:iCs/>
                 <w:i/>
+                <w:sz w:val="16"/>
               </w:rPr>
               <w:t xml:space="preserve">p</w:t>
             </w:r>
@@ -5238,13 +5362,20 @@
               <w:rPr>
                 <w:iCs/>
                 <w:i/>
+                <w:sz w:val="16"/>
               </w:rPr>
               <w:t xml:space="preserve">Q</w:t>
             </w:r>
             <w:r>
+              <w:rPr>
+                <w:sz w:val="16"/>
+              </w:rPr>
               <w:t xml:space="preserve"> </w:t>
             </w:r>
             <w:r>
+              <w:rPr>
+                <w:sz w:val="16"/>
+              </w:rPr>
               <w:t xml:space="preserve">&gt; 0.3</w:t>
             </w:r>
           </w:p>
@@ -5257,6 +5388,9 @@
               <w:jc w:val="center"/>
             </w:pPr>
             <w:r>
+              <w:rPr>
+                <w:sz w:val="16"/>
+              </w:rPr>
               <w:t xml:space="preserve">sig.</w:t>
             </w:r>
           </w:p>
@@ -5271,6 +5405,9 @@
               <w:jc w:val="left"/>
             </w:pPr>
             <w:r>
+              <w:rPr>
+                <w:sz w:val="16"/>
+              </w:rPr>
               <w:t xml:space="preserve">ring (64)</w:t>
             </w:r>
           </w:p>
@@ -5283,6 +5420,9 @@
               <w:jc w:val="right"/>
             </w:pPr>
             <w:r>
+              <w:rPr>
+                <w:sz w:val="16"/>
+              </w:rPr>
               <w:t xml:space="preserve">0.740</w:t>
             </w:r>
           </w:p>
@@ -5295,6 +5435,9 @@
               <w:jc w:val="right"/>
             </w:pPr>
             <w:r>
+              <w:rPr>
+                <w:sz w:val="16"/>
+              </w:rPr>
               <w:t xml:space="preserve">0.756</w:t>
             </w:r>
           </w:p>
@@ -5307,6 +5450,9 @@
               <w:jc w:val="right"/>
             </w:pPr>
             <w:r>
+              <w:rPr>
+                <w:sz w:val="16"/>
+              </w:rPr>
               <w:t xml:space="preserve">−1.1</w:t>
             </w:r>
           </w:p>
@@ -5319,6 +5465,9 @@
               <w:jc w:val="right"/>
             </w:pPr>
             <w:r>
+              <w:rPr>
+                <w:sz w:val="16"/>
+              </w:rPr>
               <w:t xml:space="preserve">1.000</w:t>
             </w:r>
           </w:p>
@@ -5331,6 +5480,9 @@
               <w:jc w:val="center"/>
             </w:pPr>
             <w:r>
+              <w:rPr>
+                <w:sz w:val="16"/>
+              </w:rPr>
               <w:t xml:space="preserve">yes</w:t>
             </w:r>
           </w:p>
@@ -5343,6 +5495,9 @@
               <w:jc w:val="center"/>
             </w:pPr>
             <w:r>
+              <w:rPr>
+                <w:sz w:val="16"/>
+              </w:rPr>
               <w:t xml:space="preserve">no</w:t>
             </w:r>
           </w:p>
@@ -5357,6 +5512,9 @@
               <w:jc w:val="left"/>
             </w:pPr>
             <w:r>
+              <w:rPr>
+                <w:sz w:val="16"/>
+              </w:rPr>
               <w:t xml:space="preserve">random sparse, deg 4</w:t>
             </w:r>
           </w:p>
@@ -5369,6 +5527,9 @@
               <w:jc w:val="right"/>
             </w:pPr>
             <w:r>
+              <w:rPr>
+                <w:sz w:val="16"/>
+              </w:rPr>
               <w:t xml:space="preserve">0.482</w:t>
             </w:r>
           </w:p>
@@ -5381,6 +5542,9 @@
               <w:jc w:val="right"/>
             </w:pPr>
             <w:r>
+              <w:rPr>
+                <w:sz w:val="16"/>
+              </w:rPr>
               <w:t xml:space="preserve">0.445</w:t>
             </w:r>
           </w:p>
@@ -5393,6 +5557,9 @@
               <w:jc w:val="right"/>
             </w:pPr>
             <w:r>
+              <w:rPr>
+                <w:sz w:val="16"/>
+              </w:rPr>
               <w:t xml:space="preserve">2.1</w:t>
             </w:r>
           </w:p>
@@ -5405,6 +5572,9 @@
               <w:jc w:val="right"/>
             </w:pPr>
             <w:r>
+              <w:rPr>
+                <w:sz w:val="16"/>
+              </w:rPr>
               <w:t xml:space="preserve">0.095</w:t>
             </w:r>
           </w:p>
@@ -5417,6 +5587,9 @@
               <w:jc w:val="center"/>
             </w:pPr>
             <w:r>
+              <w:rPr>
+                <w:sz w:val="16"/>
+              </w:rPr>
               <w:t xml:space="preserve">yes</w:t>
             </w:r>
           </w:p>
@@ -5429,6 +5602,9 @@
               <w:jc w:val="center"/>
             </w:pPr>
             <w:r>
+              <w:rPr>
+                <w:sz w:val="16"/>
+              </w:rPr>
               <w:t xml:space="preserve">no</w:t>
             </w:r>
           </w:p>
@@ -5443,6 +5619,9 @@
               <w:jc w:val="left"/>
             </w:pPr>
             <w:r>
+              <w:rPr>
+                <w:sz w:val="16"/>
+              </w:rPr>
               <w:t xml:space="preserve">random dense, deg 32</w:t>
             </w:r>
           </w:p>
@@ -5455,6 +5634,9 @@
               <w:jc w:val="right"/>
             </w:pPr>
             <w:r>
+              <w:rPr>
+                <w:sz w:val="16"/>
+              </w:rPr>
               <w:t xml:space="preserve">0.080</w:t>
             </w:r>
           </w:p>
@@ -5467,6 +5649,9 @@
               <w:jc w:val="right"/>
             </w:pPr>
             <w:r>
+              <w:rPr>
+                <w:sz w:val="16"/>
+              </w:rPr>
               <w:t xml:space="preserve">0.089</w:t>
             </w:r>
           </w:p>
@@ -5479,6 +5664,9 @@
               <w:jc w:val="right"/>
             </w:pPr>
             <w:r>
+              <w:rPr>
+                <w:sz w:val="16"/>
+              </w:rPr>
               <w:t xml:space="preserve">−1.9</w:t>
             </w:r>
           </w:p>
@@ -5491,6 +5679,9 @@
               <w:jc w:val="right"/>
             </w:pPr>
             <w:r>
+              <w:rPr>
+                <w:sz w:val="16"/>
+              </w:rPr>
               <w:t xml:space="preserve">0.952</w:t>
             </w:r>
           </w:p>
@@ -5503,6 +5694,9 @@
               <w:jc w:val="center"/>
             </w:pPr>
             <w:r>
+              <w:rPr>
+                <w:sz w:val="16"/>
+              </w:rPr>
               <w:t xml:space="preserve">no</w:t>
             </w:r>
           </w:p>
@@ -5515,6 +5709,9 @@
               <w:jc w:val="center"/>
             </w:pPr>
             <w:r>
+              <w:rPr>
+                <w:sz w:val="16"/>
+              </w:rPr>
               <w:t xml:space="preserve">no</w:t>
             </w:r>
           </w:p>
@@ -5529,6 +5726,9 @@
               <w:jc w:val="left"/>
             </w:pPr>
             <w:r>
+              <w:rPr>
+                <w:sz w:val="16"/>
+              </w:rPr>
               <w:t xml:space="preserve">complete, uniform</w:t>
             </w:r>
           </w:p>
@@ -5541,6 +5741,9 @@
               <w:jc w:val="right"/>
             </w:pPr>
             <w:r>
+              <w:rPr>
+                <w:sz w:val="16"/>
+              </w:rPr>
               <w:t xml:space="preserve">0.000</w:t>
             </w:r>
           </w:p>
@@ -5553,6 +5756,9 @@
               <w:jc w:val="right"/>
             </w:pPr>
             <w:r>
+              <w:rPr>
+                <w:sz w:val="16"/>
+              </w:rPr>
               <w:t xml:space="preserve">0.000</w:t>
             </w:r>
           </w:p>
@@ -5565,6 +5771,9 @@
               <w:jc w:val="right"/>
             </w:pPr>
             <w:r>
+              <w:rPr>
+                <w:sz w:val="16"/>
+              </w:rPr>
               <w:t xml:space="preserve">0.0</w:t>
             </w:r>
           </w:p>
@@ -5577,6 +5786,9 @@
               <w:jc w:val="right"/>
             </w:pPr>
             <w:r>
+              <w:rPr>
+                <w:sz w:val="16"/>
+              </w:rPr>
               <w:t xml:space="preserve">1.000</w:t>
             </w:r>
           </w:p>
@@ -5589,6 +5801,9 @@
               <w:jc w:val="center"/>
             </w:pPr>
             <w:r>
+              <w:rPr>
+                <w:sz w:val="16"/>
+              </w:rPr>
               <w:t xml:space="preserve">no</w:t>
             </w:r>
           </w:p>
@@ -5601,6 +5816,9 @@
               <w:jc w:val="center"/>
             </w:pPr>
             <w:r>
+              <w:rPr>
+                <w:sz w:val="16"/>
+              </w:rPr>
               <w:t xml:space="preserve">no</w:t>
             </w:r>
           </w:p>
@@ -5615,6 +5833,9 @@
               <w:jc w:val="left"/>
             </w:pPr>
             <w:r>
+              <w:rPr>
+                <w:sz w:val="16"/>
+              </w:rPr>
               <w:t xml:space="preserve">hier. leader (32)</w:t>
             </w:r>
           </w:p>
@@ -5627,6 +5848,9 @@
               <w:jc w:val="right"/>
             </w:pPr>
             <w:r>
+              <w:rPr>
+                <w:sz w:val="16"/>
+              </w:rPr>
               <w:t xml:space="preserve">0.653</w:t>
             </w:r>
           </w:p>
@@ -5639,6 +5863,9 @@
               <w:jc w:val="right"/>
             </w:pPr>
             <w:r>
+              <w:rPr>
+                <w:sz w:val="16"/>
+              </w:rPr>
               <w:t xml:space="preserve">0.677</w:t>
             </w:r>
           </w:p>
@@ -5651,6 +5878,9 @@
               <w:jc w:val="right"/>
             </w:pPr>
             <w:r>
+              <w:rPr>
+                <w:sz w:val="16"/>
+              </w:rPr>
               <w:t xml:space="preserve">−0.8</w:t>
             </w:r>
           </w:p>
@@ -5663,6 +5893,9 @@
               <w:jc w:val="right"/>
             </w:pPr>
             <w:r>
+              <w:rPr>
+                <w:sz w:val="16"/>
+              </w:rPr>
               <w:t xml:space="preserve">0.714</w:t>
             </w:r>
           </w:p>
@@ -5675,6 +5908,9 @@
               <w:jc w:val="center"/>
             </w:pPr>
             <w:r>
+              <w:rPr>
+                <w:sz w:val="16"/>
+              </w:rPr>
               <w:t xml:space="preserve">yes</w:t>
             </w:r>
           </w:p>
@@ -5687,6 +5923,9 @@
               <w:jc w:val="center"/>
             </w:pPr>
             <w:r>
+              <w:rPr>
+                <w:sz w:val="16"/>
+              </w:rPr>
               <w:t xml:space="preserve">no</w:t>
             </w:r>
           </w:p>
@@ -5701,6 +5940,9 @@
               <w:jc w:val="left"/>
             </w:pPr>
             <w:r>
+              <w:rPr>
+                <w:sz w:val="16"/>
+              </w:rPr>
               <w:t xml:space="preserve">MoE, no affinity</w:t>
             </w:r>
           </w:p>
@@ -5713,6 +5955,9 @@
               <w:jc w:val="right"/>
             </w:pPr>
             <w:r>
+              <w:rPr>
+                <w:sz w:val="16"/>
+              </w:rPr>
               <w:t xml:space="preserve">0.224</w:t>
             </w:r>
           </w:p>
@@ -5725,6 +5970,9 @@
               <w:jc w:val="right"/>
             </w:pPr>
             <w:r>
+              <w:rPr>
+                <w:sz w:val="16"/>
+              </w:rPr>
               <w:t xml:space="preserve">0.225</w:t>
             </w:r>
           </w:p>
@@ -5737,6 +5985,9 @@
               <w:jc w:val="right"/>
             </w:pPr>
             <w:r>
+              <w:rPr>
+                <w:sz w:val="16"/>
+              </w:rPr>
               <w:t xml:space="preserve">−0.1</w:t>
             </w:r>
           </w:p>
@@ -5749,6 +6000,9 @@
               <w:jc w:val="right"/>
             </w:pPr>
             <w:r>
+              <w:rPr>
+                <w:sz w:val="16"/>
+              </w:rPr>
               <w:t xml:space="preserve">0.571</w:t>
             </w:r>
           </w:p>
@@ -5761,6 +6015,9 @@
               <w:jc w:val="center"/>
             </w:pPr>
             <w:r>
+              <w:rPr>
+                <w:sz w:val="16"/>
+              </w:rPr>
               <w:t xml:space="preserve">no</w:t>
             </w:r>
           </w:p>
@@ -5773,6 +6030,9 @@
               <w:jc w:val="center"/>
             </w:pPr>
             <w:r>
+              <w:rPr>
+                <w:sz w:val="16"/>
+              </w:rPr>
               <w:t xml:space="preserve">no</w:t>
             </w:r>
           </w:p>
@@ -5787,6 +6047,9 @@
               <w:jc w:val="left"/>
             </w:pPr>
             <w:r>
+              <w:rPr>
+                <w:sz w:val="16"/>
+              </w:rPr>
               <w:t xml:space="preserve">2D stencil 8×8</w:t>
             </w:r>
           </w:p>
@@ -5799,6 +6062,9 @@
               <w:jc w:val="right"/>
             </w:pPr>
             <w:r>
+              <w:rPr>
+                <w:sz w:val="16"/>
+              </w:rPr>
               <w:t xml:space="preserve">0.594</w:t>
             </w:r>
           </w:p>
@@ -5811,6 +6077,9 @@
               <w:jc w:val="right"/>
             </w:pPr>
             <w:r>
+              <w:rPr>
+                <w:sz w:val="16"/>
+              </w:rPr>
               <w:t xml:space="preserve">0.500</w:t>
             </w:r>
           </w:p>
@@ -5823,6 +6092,9 @@
               <w:jc w:val="right"/>
             </w:pPr>
             <w:r>
+              <w:rPr>
+                <w:sz w:val="16"/>
+              </w:rPr>
               <w:t xml:space="preserve">6.2</w:t>
             </w:r>
           </w:p>
@@ -5835,6 +6107,9 @@
               <w:jc w:val="right"/>
             </w:pPr>
             <w:r>
+              <w:rPr>
+                <w:sz w:val="16"/>
+              </w:rPr>
               <w:t xml:space="preserve">0.048</w:t>
             </w:r>
           </w:p>
@@ -5847,6 +6122,9 @@
               <w:jc w:val="center"/>
             </w:pPr>
             <w:r>
+              <w:rPr>
+                <w:sz w:val="16"/>
+              </w:rPr>
               <w:t xml:space="preserve">yes</w:t>
             </w:r>
           </w:p>
@@ -5859,6 +6137,9 @@
               <w:jc w:val="center"/>
             </w:pPr>
             <w:r>
+              <w:rPr>
+                <w:sz w:val="16"/>
+              </w:rPr>
               <w:t xml:space="preserve">yes</w:t>
             </w:r>
           </w:p>
@@ -5873,6 +6154,9 @@
               <w:jc w:val="left"/>
             </w:pPr>
             <w:r>
+              <w:rPr>
+                <w:sz w:val="16"/>
+              </w:rPr>
               <w:t xml:space="preserve">SBM, μ ≈ 0.15</w:t>
             </w:r>
           </w:p>
@@ -5885,6 +6169,9 @@
               <w:jc w:val="right"/>
             </w:pPr>
             <w:r>
+              <w:rPr>
+                <w:sz w:val="16"/>
+              </w:rPr>
               <w:t xml:space="preserve">0.685</w:t>
             </w:r>
           </w:p>
@@ -5897,6 +6184,9 @@
               <w:jc w:val="right"/>
             </w:pPr>
             <w:r>
+              <w:rPr>
+                <w:sz w:val="16"/>
+              </w:rPr>
               <w:t xml:space="preserve">0.445</w:t>
             </w:r>
           </w:p>
@@ -5909,6 +6199,9 @@
               <w:jc w:val="right"/>
             </w:pPr>
             <w:r>
+              <w:rPr>
+                <w:sz w:val="16"/>
+              </w:rPr>
               <w:t xml:space="preserve">17.4</w:t>
             </w:r>
           </w:p>
@@ -5921,6 +6214,9 @@
               <w:jc w:val="right"/>
             </w:pPr>
             <w:r>
+              <w:rPr>
+                <w:sz w:val="16"/>
+              </w:rPr>
               <w:t xml:space="preserve">0.048</w:t>
             </w:r>
           </w:p>
@@ -5933,6 +6229,9 @@
               <w:jc w:val="center"/>
             </w:pPr>
             <w:r>
+              <w:rPr>
+                <w:sz w:val="16"/>
+              </w:rPr>
               <w:t xml:space="preserve">yes</w:t>
             </w:r>
           </w:p>
@@ -5945,6 +6244,9 @@
               <w:jc w:val="center"/>
             </w:pPr>
             <w:r>
+              <w:rPr>
+                <w:sz w:val="16"/>
+              </w:rPr>
               <w:t xml:space="preserve">yes</w:t>
             </w:r>
           </w:p>
@@ -5959,6 +6261,9 @@
               <w:jc w:val="left"/>
             </w:pPr>
             <w:r>
+              <w:rPr>
+                <w:sz w:val="16"/>
+              </w:rPr>
               <w:t xml:space="preserve">Megatron 8·4·2</w:t>
             </w:r>
           </w:p>
@@ -5971,6 +6276,9 @@
               <w:jc w:val="right"/>
             </w:pPr>
             <w:r>
+              <w:rPr>
+                <w:sz w:val="16"/>
+              </w:rPr>
               <w:t xml:space="preserve">0.821</w:t>
             </w:r>
           </w:p>
@@ -5983,6 +6291,9 @@
               <w:jc w:val="right"/>
             </w:pPr>
             <w:r>
+              <w:rPr>
+                <w:sz w:val="16"/>
+              </w:rPr>
               <w:t xml:space="preserve">0.661</w:t>
             </w:r>
           </w:p>
@@ -5995,6 +6306,9 @@
               <w:jc w:val="right"/>
             </w:pPr>
             <w:r>
+              <w:rPr>
+                <w:sz w:val="16"/>
+              </w:rPr>
               <w:t xml:space="preserve">10.2</w:t>
             </w:r>
           </w:p>
@@ -6007,6 +6321,9 @@
               <w:jc w:val="right"/>
             </w:pPr>
             <w:r>
+              <w:rPr>
+                <w:sz w:val="16"/>
+              </w:rPr>
               <w:t xml:space="preserve">0.048</w:t>
             </w:r>
           </w:p>
@@ -6019,6 +6336,9 @@
               <w:jc w:val="center"/>
             </w:pPr>
             <w:r>
+              <w:rPr>
+                <w:sz w:val="16"/>
+              </w:rPr>
               <w:t xml:space="preserve">yes</w:t>
             </w:r>
           </w:p>
@@ -6031,6 +6351,9 @@
               <w:jc w:val="center"/>
             </w:pPr>
             <w:r>
+              <w:rPr>
+                <w:sz w:val="16"/>
+              </w:rPr>
               <w:t xml:space="preserve">yes</w:t>
             </w:r>
           </w:p>
@@ -6155,11 +6478,15 @@
         <w:tblStyle w:val="FigureTable"/>
         <w:tblW w:type="pct" w:w="5000"/>
         <w:tblLayout w:type="fixed"/>
+        <w:tblCellMar>
+          <w:left w:w="50" w:type="dxa"/>
+          <w:right w:w="50" w:type="dxa"/>
+        </w:tblCellMar>
         <w:tblLook w:firstRow="0" w:lastRow="0" w:firstColumn="0" w:lastColumn="0"/>
         <w:jc w:val="center"/>
       </w:tblPr>
       <w:tblGrid>
-        <w:gridCol w:w="9360"/>
+        <w:gridCol w:w="5040"/>
       </w:tblGrid>
       <w:tr>
         <w:tc>
@@ -6169,9 +6496,12 @@
               <w:jc w:val="center"/>
             </w:pPr>
             <w:r>
+              <w:rPr>
+                <w:sz w:val="16"/>
+              </w:rPr>
               <w:drawing>
                 <wp:inline>
-                  <wp:extent cx="4754880" cy="3108960"/>
+                  <wp:extent cx="2286000" cy="1494692"/>
                   <wp:effectExtent b="0" l="0" r="0" t="0"/>
                   <wp:docPr descr="image" title="" id="36" name="Picture"/>
                   <a:graphic>
@@ -6192,7 +6522,7 @@
                         <pic:spPr bwMode="auto">
                           <a:xfrm>
                             <a:off x="0" y="0"/>
-                            <a:ext cx="4754880" cy="3108960"/>
+                            <a:ext cx="2286000" cy="1494692"/>
                           </a:xfrm>
                           <a:prstGeom prst="rect">
                             <a:avLst/>
@@ -6211,12 +6541,18 @@
               </w:drawing>
             </w:r>
             <w:r>
+              <w:rPr>
+                <w:sz w:val="16"/>
+              </w:rPr>
               <w:t xml:space="preserve"> </w:t>
             </w:r>
             <w:r>
+              <w:rPr>
+                <w:sz w:val="16"/>
+              </w:rPr>
               <w:drawing>
                 <wp:inline>
-                  <wp:extent cx="4754880" cy="3108960"/>
+                  <wp:extent cx="2286000" cy="1494692"/>
                   <wp:effectExtent b="0" l="0" r="0" t="0"/>
                   <wp:docPr descr="image" title="" id="39" name="Picture"/>
                   <a:graphic>
@@ -6237,7 +6573,7 @@
                         <pic:spPr bwMode="auto">
                           <a:xfrm>
                             <a:off x="0" y="0"/>
-                            <a:ext cx="4754880" cy="3108960"/>
+                            <a:ext cx="2286000" cy="1494692"/>
                           </a:xfrm>
                           <a:prstGeom prst="rect">
                             <a:avLst/>
@@ -6454,7 +6790,11 @@
         <w:pStyle w:val="TableCaption"/>
       </w:pPr>
       <w:r>
-        <w:t xml:space="preserve">TABLE III. Load concentration and structure, 64 ranks, 20 null samples (E3). Scenario values.</w:t>
+        <w:t>TABLE III</w:t>
+        <w:br/>
+      </w:r>
+      <w:r>
+        <w:t>Load concentration and structure, 64 ranks, 20 null samples (E3). Scenario values.</w:t>
       </w:r>
     </w:p>
     <w:tbl>
@@ -6462,18 +6802,22 @@
         <w:tblStyle w:val="Table"/>
         <w:tblW w:type="pct" w:w="5000"/>
         <w:tblLayout w:type="fixed"/>
+        <w:tblCellMar>
+          <w:left w:w="50" w:type="dxa"/>
+          <w:right w:w="50" w:type="dxa"/>
+        </w:tblCellMar>
         <w:tblLook w:firstRow="1" w:lastRow="0" w:firstColumn="0" w:lastColumn="0" w:noHBand="0" w:noVBand="0" w:val="0020"/>
         <w:jc w:val="start"/>
         <w:tblCaption w:val="TABLE III. Load concentration and structure, 64 ranks, 20 null samples (E3). Scenario values."/>
       </w:tblPr>
       <w:tblGrid>
-        <w:gridCol w:w="2808"/>
-        <w:gridCol w:w="1092"/>
-        <w:gridCol w:w="1092"/>
-        <w:gridCol w:w="1092"/>
-        <w:gridCol w:w="1092"/>
-        <w:gridCol w:w="1092"/>
-        <w:gridCol w:w="1092"/>
+        <w:gridCol w:w="1415"/>
+        <w:gridCol w:w="487"/>
+        <w:gridCol w:w="751"/>
+        <w:gridCol w:w="838"/>
+        <w:gridCol w:w="487"/>
+        <w:gridCol w:w="487"/>
+        <w:gridCol w:w="575"/>
       </w:tblGrid>
       <w:tr>
         <w:trPr>
@@ -6487,6 +6831,9 @@
               <w:jc w:val="left"/>
             </w:pPr>
             <w:r>
+              <w:rPr>
+                <w:sz w:val="16"/>
+              </w:rPr>
               <w:t xml:space="preserve">Workload</w:t>
             </w:r>
           </w:p>
@@ -6499,6 +6846,9 @@
               <w:jc w:val="right"/>
             </w:pPr>
             <w:r>
+              <w:rPr>
+                <w:sz w:val="16"/>
+              </w:rPr>
               <w:t xml:space="preserve">Gini</w:t>
             </w:r>
           </w:p>
@@ -6511,6 +6861,9 @@
               <w:jc w:val="right"/>
             </w:pPr>
             <w:r>
+              <w:rPr>
+                <w:sz w:val="16"/>
+              </w:rPr>
               <w:t xml:space="preserve">top-20%</w:t>
             </w:r>
           </w:p>
@@ -6523,6 +6876,9 @@
               <w:jc w:val="right"/>
             </w:pPr>
             <w:r>
+              <w:rPr>
+                <w:sz w:val="16"/>
+              </w:rPr>
               <w:t xml:space="preserve">hotspots</w:t>
             </w:r>
           </w:p>
@@ -6538,6 +6894,7 @@
               <w:rPr>
                 <w:iCs/>
                 <w:i/>
+                <w:sz w:val="16"/>
               </w:rPr>
               <w:t xml:space="preserve">Q</w:t>
             </w:r>
@@ -6554,6 +6911,7 @@
               <w:rPr>
                 <w:iCs/>
                 <w:i/>
+                <w:sz w:val="16"/>
               </w:rPr>
               <w:t xml:space="preserve">z</w:t>
             </w:r>
@@ -6570,6 +6928,7 @@
               <w:rPr>
                 <w:iCs/>
                 <w:i/>
+                <w:sz w:val="16"/>
               </w:rPr>
               <w:t xml:space="preserve">p</w:t>
             </w:r>
@@ -6585,6 +6944,9 @@
               <w:jc w:val="left"/>
             </w:pPr>
             <w:r>
+              <w:rPr>
+                <w:sz w:val="16"/>
+              </w:rPr>
               <w:t xml:space="preserve">DP ring</w:t>
             </w:r>
           </w:p>
@@ -6597,6 +6959,9 @@
               <w:jc w:val="right"/>
             </w:pPr>
             <w:r>
+              <w:rPr>
+                <w:sz w:val="16"/>
+              </w:rPr>
               <w:t xml:space="preserve">0.00</w:t>
             </w:r>
           </w:p>
@@ -6609,6 +6974,9 @@
               <w:jc w:val="right"/>
             </w:pPr>
             <w:r>
+              <w:rPr>
+                <w:sz w:val="16"/>
+              </w:rPr>
               <w:t xml:space="preserve">0.20</w:t>
             </w:r>
           </w:p>
@@ -6621,6 +6989,9 @@
               <w:jc w:val="right"/>
             </w:pPr>
             <w:r>
+              <w:rPr>
+                <w:sz w:val="16"/>
+              </w:rPr>
               <w:t xml:space="preserve">0</w:t>
             </w:r>
           </w:p>
@@ -6633,6 +7004,9 @@
               <w:jc w:val="right"/>
             </w:pPr>
             <w:r>
+              <w:rPr>
+                <w:sz w:val="16"/>
+              </w:rPr>
               <w:t xml:space="preserve">0.74</w:t>
             </w:r>
           </w:p>
@@ -6645,6 +7019,9 @@
               <w:jc w:val="right"/>
             </w:pPr>
             <w:r>
+              <w:rPr>
+                <w:sz w:val="16"/>
+              </w:rPr>
               <w:t xml:space="preserve">−1.1</w:t>
             </w:r>
           </w:p>
@@ -6657,6 +7034,9 @@
               <w:jc w:val="right"/>
             </w:pPr>
             <w:r>
+              <w:rPr>
+                <w:sz w:val="16"/>
+              </w:rPr>
               <w:t xml:space="preserve">1.000</w:t>
             </w:r>
           </w:p>
@@ -6671,6 +7051,9 @@
               <w:jc w:val="left"/>
             </w:pPr>
             <w:r>
+              <w:rPr>
+                <w:sz w:val="16"/>
+              </w:rPr>
               <w:t xml:space="preserve">DP hier. leader</w:t>
             </w:r>
           </w:p>
@@ -6683,6 +7066,9 @@
               <w:jc w:val="right"/>
             </w:pPr>
             <w:r>
+              <w:rPr>
+                <w:sz w:val="16"/>
+              </w:rPr>
               <w:t xml:space="preserve">0.10</w:t>
             </w:r>
           </w:p>
@@ -6695,6 +7081,9 @@
               <w:jc w:val="right"/>
             </w:pPr>
             <w:r>
+              <w:rPr>
+                <w:sz w:val="16"/>
+              </w:rPr>
               <w:t xml:space="preserve">0.25</w:t>
             </w:r>
           </w:p>
@@ -6707,6 +7096,9 @@
               <w:jc w:val="right"/>
             </w:pPr>
             <w:r>
+              <w:rPr>
+                <w:sz w:val="16"/>
+              </w:rPr>
               <w:t xml:space="preserve">0</w:t>
             </w:r>
           </w:p>
@@ -6719,6 +7111,9 @@
               <w:jc w:val="right"/>
             </w:pPr>
             <w:r>
+              <w:rPr>
+                <w:sz w:val="16"/>
+              </w:rPr>
               <w:t xml:space="preserve">0.75</w:t>
             </w:r>
           </w:p>
@@ -6731,6 +7126,9 @@
               <w:jc w:val="right"/>
             </w:pPr>
             <w:r>
+              <w:rPr>
+                <w:sz w:val="16"/>
+              </w:rPr>
               <w:t xml:space="preserve">0.0</w:t>
             </w:r>
           </w:p>
@@ -6743,6 +7141,9 @@
               <w:jc w:val="right"/>
             </w:pPr>
             <w:r>
+              <w:rPr>
+                <w:sz w:val="16"/>
+              </w:rPr>
               <w:t xml:space="preserve">0.381</w:t>
             </w:r>
           </w:p>
@@ -6757,6 +7158,9 @@
               <w:jc w:val="left"/>
             </w:pPr>
             <w:r>
+              <w:rPr>
+                <w:sz w:val="16"/>
+              </w:rPr>
               <w:t xml:space="preserve">DP hier. rail</w:t>
             </w:r>
           </w:p>
@@ -6769,6 +7173,9 @@
               <w:jc w:val="right"/>
             </w:pPr>
             <w:r>
+              <w:rPr>
+                <w:sz w:val="16"/>
+              </w:rPr>
               <w:t xml:space="preserve">0.00</w:t>
             </w:r>
           </w:p>
@@ -6781,6 +7188,9 @@
               <w:jc w:val="right"/>
             </w:pPr>
             <w:r>
+              <w:rPr>
+                <w:sz w:val="16"/>
+              </w:rPr>
               <w:t xml:space="preserve">0.20</w:t>
             </w:r>
           </w:p>
@@ -6793,6 +7203,9 @@
               <w:jc w:val="right"/>
             </w:pPr>
             <w:r>
+              <w:rPr>
+                <w:sz w:val="16"/>
+              </w:rPr>
               <w:t xml:space="preserve">0</w:t>
             </w:r>
           </w:p>
@@ -6805,6 +7218,9 @@
               <w:jc w:val="right"/>
             </w:pPr>
             <w:r>
+              <w:rPr>
+                <w:sz w:val="16"/>
+              </w:rPr>
               <w:t xml:space="preserve">0.76</w:t>
             </w:r>
           </w:p>
@@ -6817,6 +7233,9 @@
               <w:jc w:val="right"/>
             </w:pPr>
             <w:r>
+              <w:rPr>
+                <w:sz w:val="16"/>
+              </w:rPr>
               <w:t xml:space="preserve">5.7</w:t>
             </w:r>
           </w:p>
@@ -6829,6 +7248,9 @@
               <w:jc w:val="right"/>
             </w:pPr>
             <w:r>
+              <w:rPr>
+                <w:sz w:val="16"/>
+              </w:rPr>
               <w:t xml:space="preserve">0.048</w:t>
             </w:r>
           </w:p>
@@ -6843,6 +7265,9 @@
               <w:jc w:val="left"/>
             </w:pPr>
             <w:r>
+              <w:rPr>
+                <w:sz w:val="16"/>
+              </w:rPr>
               <w:t xml:space="preserve">Megatron 8·4·2</w:t>
             </w:r>
           </w:p>
@@ -6855,6 +7280,9 @@
               <w:jc w:val="right"/>
             </w:pPr>
             <w:r>
+              <w:rPr>
+                <w:sz w:val="16"/>
+              </w:rPr>
               <w:t xml:space="preserve">0.00</w:t>
             </w:r>
           </w:p>
@@ -6867,6 +7295,9 @@
               <w:jc w:val="right"/>
             </w:pPr>
             <w:r>
+              <w:rPr>
+                <w:sz w:val="16"/>
+              </w:rPr>
               <w:t xml:space="preserve">0.20</w:t>
             </w:r>
           </w:p>
@@ -6879,6 +7310,9 @@
               <w:jc w:val="right"/>
             </w:pPr>
             <w:r>
+              <w:rPr>
+                <w:sz w:val="16"/>
+              </w:rPr>
               <w:t xml:space="preserve">0</w:t>
             </w:r>
           </w:p>
@@ -6891,6 +7325,9 @@
               <w:jc w:val="right"/>
             </w:pPr>
             <w:r>
+              <w:rPr>
+                <w:sz w:val="16"/>
+              </w:rPr>
               <w:t xml:space="preserve">0.82</w:t>
             </w:r>
           </w:p>
@@ -6903,6 +7340,9 @@
               <w:jc w:val="right"/>
             </w:pPr>
             <w:r>
+              <w:rPr>
+                <w:sz w:val="16"/>
+              </w:rPr>
               <w:t xml:space="preserve">10.2</w:t>
             </w:r>
           </w:p>
@@ -6915,6 +7355,9 @@
               <w:jc w:val="right"/>
             </w:pPr>
             <w:r>
+              <w:rPr>
+                <w:sz w:val="16"/>
+              </w:rPr>
               <w:t xml:space="preserve">0.048</w:t>
             </w:r>
           </w:p>
@@ -6929,6 +7372,9 @@
               <w:jc w:val="left"/>
             </w:pPr>
             <w:r>
+              <w:rPr>
+                <w:sz w:val="16"/>
+              </w:rPr>
               <w:t xml:space="preserve">MoE Zipf 0</w:t>
             </w:r>
           </w:p>
@@ -6941,6 +7387,9 @@
               <w:jc w:val="right"/>
             </w:pPr>
             <w:r>
+              <w:rPr>
+                <w:sz w:val="16"/>
+              </w:rPr>
               <w:t xml:space="preserve">0.01</w:t>
             </w:r>
           </w:p>
@@ -6953,6 +7402,9 @@
               <w:jc w:val="right"/>
             </w:pPr>
             <w:r>
+              <w:rPr>
+                <w:sz w:val="16"/>
+              </w:rPr>
               <w:t xml:space="preserve">0.21</w:t>
             </w:r>
           </w:p>
@@ -6965,6 +7417,9 @@
               <w:jc w:val="right"/>
             </w:pPr>
             <w:r>
+              <w:rPr>
+                <w:sz w:val="16"/>
+              </w:rPr>
               <w:t xml:space="preserve">0</w:t>
             </w:r>
           </w:p>
@@ -6977,6 +7432,9 @@
               <w:jc w:val="right"/>
             </w:pPr>
             <w:r>
+              <w:rPr>
+                <w:sz w:val="16"/>
+              </w:rPr>
               <w:t xml:space="preserve">0.23</w:t>
             </w:r>
           </w:p>
@@ -6989,6 +7447,9 @@
               <w:jc w:val="right"/>
             </w:pPr>
             <w:r>
+              <w:rPr>
+                <w:sz w:val="16"/>
+              </w:rPr>
               <w:t xml:space="preserve">2.2</w:t>
             </w:r>
           </w:p>
@@ -7001,6 +7462,9 @@
               <w:jc w:val="right"/>
             </w:pPr>
             <w:r>
+              <w:rPr>
+                <w:sz w:val="16"/>
+              </w:rPr>
               <w:t xml:space="preserve">0.048</w:t>
             </w:r>
           </w:p>
@@ -7015,6 +7479,9 @@
               <w:jc w:val="left"/>
             </w:pPr>
             <w:r>
+              <w:rPr>
+                <w:sz w:val="16"/>
+              </w:rPr>
               <w:t xml:space="preserve">MoE Zipf 1.0</w:t>
             </w:r>
           </w:p>
@@ -7027,6 +7494,9 @@
               <w:jc w:val="right"/>
             </w:pPr>
             <w:r>
+              <w:rPr>
+                <w:sz w:val="16"/>
+              </w:rPr>
               <w:t xml:space="preserve">0.19</w:t>
             </w:r>
           </w:p>
@@ -7039,6 +7509,9 @@
               <w:jc w:val="right"/>
             </w:pPr>
             <w:r>
+              <w:rPr>
+                <w:sz w:val="16"/>
+              </w:rPr>
               <w:t xml:space="preserve">0.35</w:t>
             </w:r>
           </w:p>
@@ -7051,6 +7524,9 @@
               <w:jc w:val="right"/>
             </w:pPr>
             <w:r>
+              <w:rPr>
+                <w:sz w:val="16"/>
+              </w:rPr>
               <w:t xml:space="preserve">6</w:t>
             </w:r>
           </w:p>
@@ -7063,6 +7539,9 @@
               <w:jc w:val="right"/>
             </w:pPr>
             <w:r>
+              <w:rPr>
+                <w:sz w:val="16"/>
+              </w:rPr>
               <w:t xml:space="preserve">0.22</w:t>
             </w:r>
           </w:p>
@@ -7075,6 +7554,9 @@
               <w:jc w:val="right"/>
             </w:pPr>
             <w:r>
+              <w:rPr>
+                <w:sz w:val="16"/>
+              </w:rPr>
               <w:t xml:space="preserve">−0.1</w:t>
             </w:r>
           </w:p>
@@ -7087,6 +7569,9 @@
               <w:jc w:val="right"/>
             </w:pPr>
             <w:r>
+              <w:rPr>
+                <w:sz w:val="16"/>
+              </w:rPr>
               <w:t xml:space="preserve">0.571</w:t>
             </w:r>
           </w:p>
@@ -7101,6 +7586,9 @@
               <w:jc w:val="left"/>
             </w:pPr>
             <w:r>
+              <w:rPr>
+                <w:sz w:val="16"/>
+              </w:rPr>
               <w:t xml:space="preserve">MoE Zipf 1.5</w:t>
             </w:r>
           </w:p>
@@ -7113,6 +7601,9 @@
               <w:jc w:val="right"/>
             </w:pPr>
             <w:r>
+              <w:rPr>
+                <w:sz w:val="16"/>
+              </w:rPr>
               <w:t xml:space="preserve">0.27</w:t>
             </w:r>
           </w:p>
@@ -7125,6 +7616,9 @@
               <w:jc w:val="right"/>
             </w:pPr>
             <w:r>
+              <w:rPr>
+                <w:sz w:val="16"/>
+              </w:rPr>
               <w:t xml:space="preserve">0.42</w:t>
             </w:r>
           </w:p>
@@ -7137,6 +7631,9 @@
               <w:jc w:val="right"/>
             </w:pPr>
             <w:r>
+              <w:rPr>
+                <w:sz w:val="16"/>
+              </w:rPr>
               <w:t xml:space="preserve">11</w:t>
             </w:r>
           </w:p>
@@ -7149,6 +7646,9 @@
               <w:jc w:val="right"/>
             </w:pPr>
             <w:r>
+              <w:rPr>
+                <w:sz w:val="16"/>
+              </w:rPr>
               <w:t xml:space="preserve">0.22</w:t>
             </w:r>
           </w:p>
@@ -7161,6 +7661,9 @@
               <w:jc w:val="right"/>
             </w:pPr>
             <w:r>
+              <w:rPr>
+                <w:sz w:val="16"/>
+              </w:rPr>
               <w:t xml:space="preserve">−5.0</w:t>
             </w:r>
           </w:p>
@@ -7173,6 +7676,9 @@
               <w:jc w:val="right"/>
             </w:pPr>
             <w:r>
+              <w:rPr>
+                <w:sz w:val="16"/>
+              </w:rPr>
               <w:t xml:space="preserve">1.000</w:t>
             </w:r>
           </w:p>
@@ -7187,22 +7693,35 @@
               <w:jc w:val="left"/>
             </w:pPr>
             <w:r>
+              <w:rPr>
+                <w:sz w:val="16"/>
+              </w:rPr>
               <w:t xml:space="preserve">MoE Zipf 1,</w:t>
             </w:r>
             <w:r>
+              <w:rPr>
+                <w:sz w:val="16"/>
+              </w:rPr>
               <w:t xml:space="preserve"> </w:t>
             </w:r>
             <w:r>
               <w:rPr>
                 <w:iCs/>
                 <w:i/>
+                <w:sz w:val="16"/>
               </w:rPr>
               <w:t xml:space="preserve">a</w:t>
             </w:r>
             <w:r>
+              <w:rPr>
+                <w:sz w:val="16"/>
+              </w:rPr>
               <w:t xml:space="preserve"> </w:t>
             </w:r>
             <w:r>
+              <w:rPr>
+                <w:sz w:val="16"/>
+              </w:rPr>
               <w:t xml:space="preserve">= 0.6</w:t>
             </w:r>
           </w:p>
@@ -7215,6 +7734,9 @@
               <w:jc w:val="right"/>
             </w:pPr>
             <w:r>
+              <w:rPr>
+                <w:sz w:val="16"/>
+              </w:rPr>
               <w:t xml:space="preserve">0.15</w:t>
             </w:r>
           </w:p>
@@ -7227,6 +7749,9 @@
               <w:jc w:val="right"/>
             </w:pPr>
             <w:r>
+              <w:rPr>
+                <w:sz w:val="16"/>
+              </w:rPr>
               <w:t xml:space="preserve">0.32</w:t>
             </w:r>
           </w:p>
@@ -7239,6 +7764,9 @@
               <w:jc w:val="right"/>
             </w:pPr>
             <w:r>
+              <w:rPr>
+                <w:sz w:val="16"/>
+              </w:rPr>
               <w:t xml:space="preserve">6</w:t>
             </w:r>
           </w:p>
@@ -7251,6 +7779,9 @@
               <w:jc w:val="right"/>
             </w:pPr>
             <w:r>
+              <w:rPr>
+                <w:sz w:val="16"/>
+              </w:rPr>
               <w:t xml:space="preserve">0.28</w:t>
             </w:r>
           </w:p>
@@ -7263,6 +7794,9 @@
               <w:jc w:val="right"/>
             </w:pPr>
             <w:r>
+              <w:rPr>
+                <w:sz w:val="16"/>
+              </w:rPr>
               <w:t xml:space="preserve">2.5</w:t>
             </w:r>
           </w:p>
@@ -7275,6 +7809,9 @@
               <w:jc w:val="right"/>
             </w:pPr>
             <w:r>
+              <w:rPr>
+                <w:sz w:val="16"/>
+              </w:rPr>
               <w:t xml:space="preserve">0.048</w:t>
             </w:r>
           </w:p>
@@ -7289,6 +7826,9 @@
               <w:jc w:val="left"/>
             </w:pPr>
             <w:r>
+              <w:rPr>
+                <w:sz w:val="16"/>
+              </w:rPr>
               <w:t xml:space="preserve">Stencil 2D 8×8</w:t>
             </w:r>
           </w:p>
@@ -7301,6 +7841,9 @@
               <w:jc w:val="right"/>
             </w:pPr>
             <w:r>
+              <w:rPr>
+                <w:sz w:val="16"/>
+              </w:rPr>
               <w:t xml:space="preserve">0.09</w:t>
             </w:r>
           </w:p>
@@ -7313,6 +7856,9 @@
               <w:jc w:val="right"/>
             </w:pPr>
             <w:r>
+              <w:rPr>
+                <w:sz w:val="16"/>
+              </w:rPr>
               <w:t xml:space="preserve">0.23</w:t>
             </w:r>
           </w:p>
@@ -7325,6 +7871,9 @@
               <w:jc w:val="right"/>
             </w:pPr>
             <w:r>
+              <w:rPr>
+                <w:sz w:val="16"/>
+              </w:rPr>
               <w:t xml:space="preserve">0</w:t>
             </w:r>
           </w:p>
@@ -7337,6 +7886,9 @@
               <w:jc w:val="right"/>
             </w:pPr>
             <w:r>
+              <w:rPr>
+                <w:sz w:val="16"/>
+              </w:rPr>
               <w:t xml:space="preserve">0.59</w:t>
             </w:r>
           </w:p>
@@ -7349,6 +7901,9 @@
               <w:jc w:val="right"/>
             </w:pPr>
             <w:r>
+              <w:rPr>
+                <w:sz w:val="16"/>
+              </w:rPr>
               <w:t xml:space="preserve">6.2</w:t>
             </w:r>
           </w:p>
@@ -7361,6 +7916,9 @@
               <w:jc w:val="right"/>
             </w:pPr>
             <w:r>
+              <w:rPr>
+                <w:sz w:val="16"/>
+              </w:rPr>
               <w:t xml:space="preserve">0.048</w:t>
             </w:r>
           </w:p>
@@ -7375,6 +7933,9 @@
               <w:jc w:val="left"/>
             </w:pPr>
             <w:r>
+              <w:rPr>
+                <w:sz w:val="16"/>
+              </w:rPr>
               <w:t xml:space="preserve">Stencil 3D 4×4×4</w:t>
             </w:r>
           </w:p>
@@ -7387,6 +7948,9 @@
               <w:jc w:val="right"/>
             </w:pPr>
             <w:r>
+              <w:rPr>
+                <w:sz w:val="16"/>
+              </w:rPr>
               <w:t xml:space="preserve">0.10</w:t>
             </w:r>
           </w:p>
@@ -7399,6 +7963,9 @@
               <w:jc w:val="right"/>
             </w:pPr>
             <w:r>
+              <w:rPr>
+                <w:sz w:val="16"/>
+              </w:rPr>
               <w:t xml:space="preserve">0.25</w:t>
             </w:r>
           </w:p>
@@ -7411,6 +7978,9 @@
               <w:jc w:val="right"/>
             </w:pPr>
             <w:r>
+              <w:rPr>
+                <w:sz w:val="16"/>
+              </w:rPr>
               <w:t xml:space="preserve">0</w:t>
             </w:r>
           </w:p>
@@ -7423,6 +7993,9 @@
               <w:jc w:val="right"/>
             </w:pPr>
             <w:r>
+              <w:rPr>
+                <w:sz w:val="16"/>
+              </w:rPr>
               <w:t xml:space="preserve">0.54</w:t>
             </w:r>
           </w:p>
@@ -7435,6 +8008,9 @@
               <w:jc w:val="right"/>
             </w:pPr>
             <w:r>
+              <w:rPr>
+                <w:sz w:val="16"/>
+              </w:rPr>
               <w:t xml:space="preserve">6.8</w:t>
             </w:r>
           </w:p>
@@ -7447,6 +8023,9 @@
               <w:jc w:val="right"/>
             </w:pPr>
             <w:r>
+              <w:rPr>
+                <w:sz w:val="16"/>
+              </w:rPr>
               <w:t xml:space="preserve">0.048</w:t>
             </w:r>
           </w:p>
@@ -7578,7 +8157,11 @@
         <w:pStyle w:val="TableCaption"/>
       </w:pPr>
       <w:r>
-        <w:t xml:space="preserve">TABLE IV. Placement vs. block, 64 ranks (E4). Δ = change vs. block; negative is better.</w:t>
+        <w:t>TABLE IV</w:t>
+        <w:br/>
+      </w:r>
+      <w:r>
+        <w:t>Placement vs. block, 64 ranks (E4). Δ = change vs. block; negative is better.</w:t>
       </w:r>
       <w:r>
         <w:t xml:space="preserve"> </w:t>
@@ -7592,17 +8175,21 @@
         <w:tblStyle w:val="Table"/>
         <w:tblW w:type="pct" w:w="5000"/>
         <w:tblLayout w:type="fixed"/>
+        <w:tblCellMar>
+          <w:left w:w="50" w:type="dxa"/>
+          <w:right w:w="50" w:type="dxa"/>
+        </w:tblCellMar>
         <w:tblLook w:firstRow="1" w:lastRow="0" w:firstColumn="0" w:lastColumn="0" w:noHBand="0" w:noVBand="0" w:val="0020"/>
         <w:jc w:val="start"/>
         <w:tblCaption w:val="TABLE IV. Placement vs. block, 64 ranks (E4). Δ = change vs. block; negative is better. Scenario values. NCCL columns: CAGE in the NCCL regime. †The hierarchical generator records no re-ringable collectives, so its NCCL row equals the fixed regime. RR = round-robin."/>
       </w:tblPr>
       <w:tblGrid>
-        <w:gridCol w:w="2808"/>
-        <w:gridCol w:w="1310"/>
-        <w:gridCol w:w="1310"/>
-        <w:gridCol w:w="1310"/>
-        <w:gridCol w:w="1310"/>
-        <w:gridCol w:w="1310"/>
+        <w:gridCol w:w="1730"/>
+        <w:gridCol w:w="680"/>
+        <w:gridCol w:w="680"/>
+        <w:gridCol w:w="590"/>
+        <w:gridCol w:w="680"/>
+        <w:gridCol w:w="680"/>
       </w:tblGrid>
       <w:tr>
         <w:trPr>
@@ -7616,6 +8203,9 @@
               <w:jc w:val="left"/>
             </w:pPr>
             <w:r>
+              <w:rPr>
+                <w:sz w:val="16"/>
+              </w:rPr>
               <w:t xml:space="preserve">Workload</w:t>
             </w:r>
           </w:p>
@@ -7628,6 +8218,9 @@
               <w:jc w:val="right"/>
             </w:pPr>
             <w:r>
+              <w:rPr>
+                <w:sz w:val="16"/>
+              </w:rPr>
               <w:t xml:space="preserve">NCCL Δbytes</w:t>
             </w:r>
           </w:p>
@@ -7640,6 +8233,9 @@
               <w:jc w:val="right"/>
             </w:pPr>
             <w:r>
+              <w:rPr>
+                <w:sz w:val="16"/>
+              </w:rPr>
               <w:t xml:space="preserve">NCCL Δtime</w:t>
             </w:r>
           </w:p>
@@ -7652,6 +8248,9 @@
               <w:jc w:val="right"/>
             </w:pPr>
             <w:r>
+              <w:rPr>
+                <w:sz w:val="16"/>
+              </w:rPr>
               <w:t xml:space="preserve">Ranks moved</w:t>
             </w:r>
           </w:p>
@@ -7664,6 +8263,9 @@
               <w:jc w:val="right"/>
             </w:pPr>
             <w:r>
+              <w:rPr>
+                <w:sz w:val="16"/>
+              </w:rPr>
               <w:t xml:space="preserve">RR Δbytes</w:t>
             </w:r>
           </w:p>
@@ -7676,6 +8278,9 @@
               <w:jc w:val="right"/>
             </w:pPr>
             <w:r>
+              <w:rPr>
+                <w:sz w:val="16"/>
+              </w:rPr>
               <w:t xml:space="preserve">Fixed Δbytes</w:t>
             </w:r>
           </w:p>
@@ -7690,6 +8295,9 @@
               <w:jc w:val="left"/>
             </w:pPr>
             <w:r>
+              <w:rPr>
+                <w:sz w:val="16"/>
+              </w:rPr>
               <w:t xml:space="preserve">DP ring</w:t>
             </w:r>
           </w:p>
@@ -7702,6 +8310,9 @@
               <w:jc w:val="right"/>
             </w:pPr>
             <w:r>
+              <w:rPr>
+                <w:sz w:val="16"/>
+              </w:rPr>
               <w:t xml:space="preserve">0.0%</w:t>
             </w:r>
           </w:p>
@@ -7714,6 +8325,9 @@
               <w:jc w:val="right"/>
             </w:pPr>
             <w:r>
+              <w:rPr>
+                <w:sz w:val="16"/>
+              </w:rPr>
               <w:t xml:space="preserve">0.0%</w:t>
             </w:r>
           </w:p>
@@ -7726,6 +8340,9 @@
               <w:jc w:val="right"/>
             </w:pPr>
             <w:r>
+              <w:rPr>
+                <w:sz w:val="16"/>
+              </w:rPr>
               <w:t xml:space="preserve">0</w:t>
             </w:r>
           </w:p>
@@ -7738,6 +8355,9 @@
               <w:jc w:val="right"/>
             </w:pPr>
             <w:r>
+              <w:rPr>
+                <w:sz w:val="16"/>
+              </w:rPr>
               <w:t xml:space="preserve">0.0%</w:t>
             </w:r>
           </w:p>
@@ -7750,6 +8370,9 @@
               <w:jc w:val="right"/>
             </w:pPr>
             <w:r>
+              <w:rPr>
+                <w:sz w:val="16"/>
+              </w:rPr>
               <w:t xml:space="preserve">0.0%</w:t>
             </w:r>
           </w:p>
@@ -7764,6 +8387,9 @@
               <w:jc w:val="left"/>
             </w:pPr>
             <w:r>
+              <w:rPr>
+                <w:sz w:val="16"/>
+              </w:rPr>
               <w:t xml:space="preserve">DP hier. leader†</w:t>
             </w:r>
           </w:p>
@@ -7776,6 +8402,9 @@
               <w:jc w:val="right"/>
             </w:pPr>
             <w:r>
+              <w:rPr>
+                <w:sz w:val="16"/>
+              </w:rPr>
               <w:t xml:space="preserve">0.0%</w:t>
             </w:r>
           </w:p>
@@ -7788,6 +8417,9 @@
               <w:jc w:val="right"/>
             </w:pPr>
             <w:r>
+              <w:rPr>
+                <w:sz w:val="16"/>
+              </w:rPr>
               <w:t xml:space="preserve">0.0%</w:t>
             </w:r>
           </w:p>
@@ -7800,6 +8432,9 @@
               <w:jc w:val="right"/>
             </w:pPr>
             <w:r>
+              <w:rPr>
+                <w:sz w:val="16"/>
+              </w:rPr>
               <w:t xml:space="preserve">0</w:t>
             </w:r>
           </w:p>
@@ -7812,6 +8447,9 @@
               <w:jc w:val="right"/>
             </w:pPr>
             <w:r>
+              <w:rPr>
+                <w:sz w:val="16"/>
+              </w:rPr>
               <w:t xml:space="preserve">+700%</w:t>
             </w:r>
           </w:p>
@@ -7824,6 +8462,9 @@
               <w:jc w:val="right"/>
             </w:pPr>
             <w:r>
+              <w:rPr>
+                <w:sz w:val="16"/>
+              </w:rPr>
               <w:t xml:space="preserve">0.0%</w:t>
             </w:r>
           </w:p>
@@ -7838,6 +8479,9 @@
               <w:jc w:val="left"/>
             </w:pPr>
             <w:r>
+              <w:rPr>
+                <w:sz w:val="16"/>
+              </w:rPr>
               <w:t xml:space="preserve">Megatron 8·4·2</w:t>
             </w:r>
           </w:p>
@@ -7850,6 +8494,9 @@
               <w:jc w:val="right"/>
             </w:pPr>
             <w:r>
+              <w:rPr>
+                <w:sz w:val="16"/>
+              </w:rPr>
               <w:t xml:space="preserve">0.0%</w:t>
             </w:r>
           </w:p>
@@ -7862,6 +8509,9 @@
               <w:jc w:val="right"/>
             </w:pPr>
             <w:r>
+              <w:rPr>
+                <w:sz w:val="16"/>
+              </w:rPr>
               <w:t xml:space="preserve">0.0%</w:t>
             </w:r>
           </w:p>
@@ -7874,6 +8524,9 @@
               <w:jc w:val="right"/>
             </w:pPr>
             <w:r>
+              <w:rPr>
+                <w:sz w:val="16"/>
+              </w:rPr>
               <w:t xml:space="preserve">0</w:t>
             </w:r>
           </w:p>
@@ -7886,6 +8539,9 @@
               <w:jc w:val="right"/>
             </w:pPr>
             <w:r>
+              <w:rPr>
+                <w:sz w:val="16"/>
+              </w:rPr>
               <w:t xml:space="preserve">+1657%</w:t>
             </w:r>
           </w:p>
@@ -7898,6 +8554,9 @@
               <w:jc w:val="right"/>
             </w:pPr>
             <w:r>
+              <w:rPr>
+                <w:sz w:val="16"/>
+              </w:rPr>
               <w:t xml:space="preserve">0.0%</w:t>
             </w:r>
           </w:p>
@@ -7912,6 +8571,9 @@
               <w:jc w:val="left"/>
             </w:pPr>
             <w:r>
+              <w:rPr>
+                <w:sz w:val="16"/>
+              </w:rPr>
               <w:t xml:space="preserve">Megatron, scrambled</w:t>
             </w:r>
           </w:p>
@@ -7924,6 +8586,9 @@
               <w:jc w:val="right"/>
             </w:pPr>
             <w:r>
+              <w:rPr>
+                <w:sz w:val="16"/>
+              </w:rPr>
               <w:t xml:space="preserve">−92.7%</w:t>
             </w:r>
           </w:p>
@@ -7936,6 +8601,9 @@
               <w:jc w:val="right"/>
             </w:pPr>
             <w:r>
+              <w:rPr>
+                <w:sz w:val="16"/>
+              </w:rPr>
               <w:t xml:space="preserve">−78.7%</w:t>
             </w:r>
           </w:p>
@@ -7948,6 +8616,9 @@
               <w:jc w:val="right"/>
             </w:pPr>
             <w:r>
+              <w:rPr>
+                <w:sz w:val="16"/>
+              </w:rPr>
               <w:t xml:space="preserve">48</w:t>
             </w:r>
           </w:p>
@@ -7960,6 +8631,9 @@
               <w:jc w:val="right"/>
             </w:pPr>
             <w:r>
+              <w:rPr>
+                <w:sz w:val="16"/>
+              </w:rPr>
               <w:t xml:space="preserve">−11.1%</w:t>
             </w:r>
           </w:p>
@@ -7972,6 +8646,9 @@
               <w:jc w:val="right"/>
             </w:pPr>
             <w:r>
+              <w:rPr>
+                <w:sz w:val="16"/>
+              </w:rPr>
               <w:t xml:space="preserve">−93.9%</w:t>
             </w:r>
           </w:p>
@@ -7986,6 +8663,9 @@
               <w:jc w:val="left"/>
             </w:pPr>
             <w:r>
+              <w:rPr>
+                <w:sz w:val="16"/>
+              </w:rPr>
               <w:t xml:space="preserve">Stencil 2D 8×8</w:t>
             </w:r>
           </w:p>
@@ -7998,6 +8678,9 @@
               <w:jc w:val="right"/>
             </w:pPr>
             <w:r>
+              <w:rPr>
+                <w:sz w:val="16"/>
+              </w:rPr>
               <w:t xml:space="preserve">−42.9%</w:t>
             </w:r>
           </w:p>
@@ -8010,6 +8693,9 @@
               <w:jc w:val="right"/>
             </w:pPr>
             <w:r>
+              <w:rPr>
+                <w:sz w:val="16"/>
+              </w:rPr>
               <w:t xml:space="preserve">−27.3%</w:t>
             </w:r>
           </w:p>
@@ -8022,6 +8708,9 @@
               <w:jc w:val="right"/>
             </w:pPr>
             <w:r>
+              <w:rPr>
+                <w:sz w:val="16"/>
+              </w:rPr>
               <w:t xml:space="preserve">40</w:t>
             </w:r>
           </w:p>
@@ -8034,6 +8723,9 @@
               <w:jc w:val="right"/>
             </w:pPr>
             <w:r>
+              <w:rPr>
+                <w:sz w:val="16"/>
+              </w:rPr>
               <w:t xml:space="preserve">0.0%</w:t>
             </w:r>
           </w:p>
@@ -8046,6 +8738,9 @@
               <w:jc w:val="right"/>
             </w:pPr>
             <w:r>
+              <w:rPr>
+                <w:sz w:val="16"/>
+              </w:rPr>
               <w:t xml:space="preserve">−42.9%</w:t>
             </w:r>
           </w:p>
@@ -8060,6 +8755,9 @@
               <w:jc w:val="left"/>
             </w:pPr>
             <w:r>
+              <w:rPr>
+                <w:sz w:val="16"/>
+              </w:rPr>
               <w:t xml:space="preserve">Stencil 3D 4×4×4</w:t>
             </w:r>
           </w:p>
@@ -8072,6 +8770,9 @@
               <w:jc w:val="right"/>
             </w:pPr>
             <w:r>
+              <w:rPr>
+                <w:sz w:val="16"/>
+              </w:rPr>
               <w:t xml:space="preserve">−25.0%</w:t>
             </w:r>
           </w:p>
@@ -8084,6 +8785,9 @@
               <w:jc w:val="right"/>
             </w:pPr>
             <w:r>
+              <w:rPr>
+                <w:sz w:val="16"/>
+              </w:rPr>
               <w:t xml:space="preserve">−31.4%</w:t>
             </w:r>
           </w:p>
@@ -8096,6 +8800,9 @@
               <w:jc w:val="right"/>
             </w:pPr>
             <w:r>
+              <w:rPr>
+                <w:sz w:val="16"/>
+              </w:rPr>
               <w:t xml:space="preserve">32</w:t>
             </w:r>
           </w:p>
@@ -8108,6 +8815,9 @@
               <w:jc w:val="right"/>
             </w:pPr>
             <w:r>
+              <w:rPr>
+                <w:sz w:val="16"/>
+              </w:rPr>
               <w:t xml:space="preserve">+50.0%</w:t>
             </w:r>
           </w:p>
@@ -8120,6 +8830,9 @@
               <w:jc w:val="right"/>
             </w:pPr>
             <w:r>
+              <w:rPr>
+                <w:sz w:val="16"/>
+              </w:rPr>
               <w:t xml:space="preserve">−25.0%</w:t>
             </w:r>
           </w:p>
@@ -8134,22 +8847,35 @@
               <w:jc w:val="left"/>
             </w:pPr>
             <w:r>
+              <w:rPr>
+                <w:sz w:val="16"/>
+              </w:rPr>
               <w:t xml:space="preserve">MoE,</w:t>
             </w:r>
             <w:r>
+              <w:rPr>
+                <w:sz w:val="16"/>
+              </w:rPr>
               <w:t xml:space="preserve"> </w:t>
             </w:r>
             <w:r>
               <w:rPr>
                 <w:iCs/>
                 <w:i/>
+                <w:sz w:val="16"/>
               </w:rPr>
               <w:t xml:space="preserve">a</w:t>
             </w:r>
             <w:r>
+              <w:rPr>
+                <w:sz w:val="16"/>
+              </w:rPr>
               <w:t xml:space="preserve"> </w:t>
             </w:r>
             <w:r>
+              <w:rPr>
+                <w:sz w:val="16"/>
+              </w:rPr>
               <w:t xml:space="preserve">= 0</w:t>
             </w:r>
           </w:p>
@@ -8162,6 +8888,9 @@
               <w:jc w:val="right"/>
             </w:pPr>
             <w:r>
+              <w:rPr>
+                <w:sz w:val="16"/>
+              </w:rPr>
               <w:t xml:space="preserve">−0.1%</w:t>
             </w:r>
           </w:p>
@@ -8174,6 +8903,9 @@
               <w:jc w:val="right"/>
             </w:pPr>
             <w:r>
+              <w:rPr>
+                <w:sz w:val="16"/>
+              </w:rPr>
               <w:t xml:space="preserve">−14.9%</w:t>
             </w:r>
           </w:p>
@@ -8186,6 +8918,9 @@
               <w:jc w:val="right"/>
             </w:pPr>
             <w:r>
+              <w:rPr>
+                <w:sz w:val="16"/>
+              </w:rPr>
               <w:t xml:space="preserve">46</w:t>
             </w:r>
           </w:p>
@@ -8198,6 +8933,9 @@
               <w:jc w:val="right"/>
             </w:pPr>
             <w:r>
+              <w:rPr>
+                <w:sz w:val="16"/>
+              </w:rPr>
               <w:t xml:space="preserve">0.0%</w:t>
             </w:r>
           </w:p>
@@ -8210,6 +8948,9 @@
               <w:jc w:val="right"/>
             </w:pPr>
             <w:r>
+              <w:rPr>
+                <w:sz w:val="16"/>
+              </w:rPr>
               <w:t xml:space="preserve">0.0%</w:t>
             </w:r>
           </w:p>
@@ -8224,22 +8965,35 @@
               <w:jc w:val="left"/>
             </w:pPr>
             <w:r>
+              <w:rPr>
+                <w:sz w:val="16"/>
+              </w:rPr>
               <w:t xml:space="preserve">MoE,</w:t>
             </w:r>
             <w:r>
+              <w:rPr>
+                <w:sz w:val="16"/>
+              </w:rPr>
               <w:t xml:space="preserve"> </w:t>
             </w:r>
             <w:r>
               <w:rPr>
                 <w:iCs/>
                 <w:i/>
+                <w:sz w:val="16"/>
               </w:rPr>
               <w:t xml:space="preserve">a</w:t>
             </w:r>
             <w:r>
+              <w:rPr>
+                <w:sz w:val="16"/>
+              </w:rPr>
               <w:t xml:space="preserve"> </w:t>
             </w:r>
             <w:r>
+              <w:rPr>
+                <w:sz w:val="16"/>
+              </w:rPr>
               <w:t xml:space="preserve">= 0.6</w:t>
             </w:r>
           </w:p>
@@ -8252,6 +9006,9 @@
               <w:jc w:val="right"/>
             </w:pPr>
             <w:r>
+              <w:rPr>
+                <w:sz w:val="16"/>
+              </w:rPr>
               <w:t xml:space="preserve">−56.3%</w:t>
             </w:r>
           </w:p>
@@ -8264,6 +9021,9 @@
               <w:jc w:val="right"/>
             </w:pPr>
             <w:r>
+              <w:rPr>
+                <w:sz w:val="16"/>
+              </w:rPr>
               <w:t xml:space="preserve">−48.8%</w:t>
             </w:r>
           </w:p>
@@ -8276,6 +9036,9 @@
               <w:jc w:val="right"/>
             </w:pPr>
             <w:r>
+              <w:rPr>
+                <w:sz w:val="16"/>
+              </w:rPr>
               <w:t xml:space="preserve">56</w:t>
             </w:r>
           </w:p>
@@ -8288,6 +9051,9 @@
               <w:jc w:val="right"/>
             </w:pPr>
             <w:r>
+              <w:rPr>
+                <w:sz w:val="16"/>
+              </w:rPr>
               <w:t xml:space="preserve">−56.3%</w:t>
             </w:r>
           </w:p>
@@ -8300,6 +9066,9 @@
               <w:jc w:val="right"/>
             </w:pPr>
             <w:r>
+              <w:rPr>
+                <w:sz w:val="16"/>
+              </w:rPr>
               <w:t xml:space="preserve">−13.3%</w:t>
             </w:r>
           </w:p>
@@ -8567,7 +9336,7 @@
       <w:r>
         <w:drawing>
           <wp:inline>
-            <wp:extent cx="4754880" cy="3108960"/>
+            <wp:extent cx="3017520" cy="1972993"/>
             <wp:effectExtent b="0" l="0" r="0" t="0"/>
             <wp:docPr descr="" title="" id="46" name="Picture"/>
             <a:graphic>
@@ -8588,7 +9357,7 @@
                   <pic:spPr bwMode="auto">
                     <a:xfrm>
                       <a:off x="0" y="0"/>
-                      <a:ext cx="4754880" cy="3108960"/>
+                      <a:ext cx="3017520" cy="1972993"/>
                     </a:xfrm>
                     <a:prstGeom prst="rect">
                       <a:avLst/>
@@ -8693,7 +9462,11 @@
         <w:pStyle w:val="TableCaption"/>
       </w:pPr>
       <w:r>
-        <w:t xml:space="preserve">TABLE V. Anomaly detection, hit rate at rank 1 (E5). Scenario values.</w:t>
+        <w:t>TABLE V</w:t>
+        <w:br/>
+      </w:r>
+      <w:r>
+        <w:t>Anomaly detection, hit rate at rank 1 (E5). Scenario values.</w:t>
       </w:r>
     </w:p>
     <w:tbl>
@@ -8701,15 +9474,19 @@
         <w:tblStyle w:val="Table"/>
         <w:tblW w:type="pct" w:w="5000"/>
         <w:tblLayout w:type="fixed"/>
+        <w:tblCellMar>
+          <w:left w:w="50" w:type="dxa"/>
+          <w:right w:w="50" w:type="dxa"/>
+        </w:tblCellMar>
         <w:tblLook w:firstRow="1" w:lastRow="0" w:firstColumn="0" w:lastColumn="0" w:noHBand="0" w:noVBand="0" w:val="0020"/>
         <w:jc w:val="start"/>
         <w:tblCaption w:val="TABLE V. Anomaly detection, hit rate at rank 1 (E5). Scenario values."/>
       </w:tblPr>
       <w:tblGrid>
-        <w:gridCol w:w="2808"/>
-        <w:gridCol w:w="2184"/>
-        <w:gridCol w:w="2184"/>
-        <w:gridCol w:w="2184"/>
+        <w:gridCol w:w="2460"/>
+        <w:gridCol w:w="680"/>
+        <w:gridCol w:w="590"/>
+        <w:gridCol w:w="1310"/>
       </w:tblGrid>
       <w:tr>
         <w:trPr>
@@ -8723,6 +9500,9 @@
               <w:jc w:val="left"/>
             </w:pPr>
             <w:r>
+              <w:rPr>
+                <w:sz w:val="16"/>
+              </w:rPr>
               <w:t xml:space="preserve">Workload</w:t>
             </w:r>
           </w:p>
@@ -8735,6 +9515,9 @@
               <w:jc w:val="right"/>
             </w:pPr>
             <w:r>
+              <w:rPr>
+                <w:sz w:val="16"/>
+              </w:rPr>
               <w:t xml:space="preserve">Volume ×3: bytes</w:t>
             </w:r>
           </w:p>
@@ -8747,6 +9530,9 @@
               <w:jc w:val="right"/>
             </w:pPr>
             <w:r>
+              <w:rPr>
+                <w:sz w:val="16"/>
+              </w:rPr>
               <w:t xml:space="preserve">NIC at 25%: bytes</w:t>
             </w:r>
           </w:p>
@@ -8759,6 +9545,9 @@
               <w:jc w:val="right"/>
             </w:pPr>
             <w:r>
+              <w:rPr>
+                <w:sz w:val="16"/>
+              </w:rPr>
               <w:t xml:space="preserve">NIC at 25%: time-weighted</w:t>
             </w:r>
           </w:p>
@@ -8773,22 +9562,35 @@
               <w:jc w:val="left"/>
             </w:pPr>
             <w:r>
+              <w:rPr>
+                <w:sz w:val="16"/>
+              </w:rPr>
               <w:t xml:space="preserve">MoE,</w:t>
             </w:r>
             <w:r>
+              <w:rPr>
+                <w:sz w:val="16"/>
+              </w:rPr>
               <w:t xml:space="preserve"> </w:t>
             </w:r>
             <w:r>
               <w:rPr>
                 <w:iCs/>
                 <w:i/>
+                <w:sz w:val="16"/>
               </w:rPr>
               <w:t xml:space="preserve">a</w:t>
             </w:r>
             <w:r>
+              <w:rPr>
+                <w:sz w:val="16"/>
+              </w:rPr>
               <w:t xml:space="preserve"> </w:t>
             </w:r>
             <w:r>
+              <w:rPr>
+                <w:sz w:val="16"/>
+              </w:rPr>
               <w:t xml:space="preserve">= 0</w:t>
             </w:r>
           </w:p>
@@ -8801,6 +9603,9 @@
               <w:jc w:val="right"/>
             </w:pPr>
             <w:r>
+              <w:rPr>
+                <w:sz w:val="16"/>
+              </w:rPr>
               <w:t xml:space="preserve">0.06</w:t>
             </w:r>
           </w:p>
@@ -8813,6 +9618,9 @@
               <w:jc w:val="right"/>
             </w:pPr>
             <w:r>
+              <w:rPr>
+                <w:sz w:val="16"/>
+              </w:rPr>
               <w:t xml:space="preserve">0.12</w:t>
             </w:r>
           </w:p>
@@ -8825,6 +9633,9 @@
               <w:jc w:val="right"/>
             </w:pPr>
             <w:r>
+              <w:rPr>
+                <w:sz w:val="16"/>
+              </w:rPr>
               <w:t xml:space="preserve">1.00</w:t>
             </w:r>
           </w:p>
@@ -8839,6 +9650,9 @@
               <w:jc w:val="left"/>
             </w:pPr>
             <w:r>
+              <w:rPr>
+                <w:sz w:val="16"/>
+              </w:rPr>
               <w:t xml:space="preserve">Megatron 8·4·2</w:t>
             </w:r>
           </w:p>
@@ -8851,6 +9665,9 @@
               <w:jc w:val="right"/>
             </w:pPr>
             <w:r>
+              <w:rPr>
+                <w:sz w:val="16"/>
+              </w:rPr>
               <w:t xml:space="preserve">1.00</w:t>
             </w:r>
           </w:p>
@@ -8863,6 +9680,9 @@
               <w:jc w:val="right"/>
             </w:pPr>
             <w:r>
+              <w:rPr>
+                <w:sz w:val="16"/>
+              </w:rPr>
               <w:t xml:space="preserve">0.12</w:t>
             </w:r>
           </w:p>
@@ -8875,6 +9695,9 @@
               <w:jc w:val="right"/>
             </w:pPr>
             <w:r>
+              <w:rPr>
+                <w:sz w:val="16"/>
+              </w:rPr>
               <w:t xml:space="preserve">1.00</w:t>
             </w:r>
           </w:p>
@@ -8889,6 +9712,9 @@
               <w:jc w:val="left"/>
             </w:pPr>
             <w:r>
+              <w:rPr>
+                <w:sz w:val="16"/>
+              </w:rPr>
               <w:t xml:space="preserve">Stencil 2D 8×8</w:t>
             </w:r>
           </w:p>
@@ -8901,6 +9727,9 @@
               <w:jc w:val="right"/>
             </w:pPr>
             <w:r>
+              <w:rPr>
+                <w:sz w:val="16"/>
+              </w:rPr>
               <w:t xml:space="preserve">0.97</w:t>
             </w:r>
           </w:p>
@@ -8913,6 +9742,9 @@
               <w:jc w:val="right"/>
             </w:pPr>
             <w:r>
+              <w:rPr>
+                <w:sz w:val="16"/>
+              </w:rPr>
               <w:t xml:space="preserve">0.12</w:t>
             </w:r>
           </w:p>
@@ -8925,6 +9757,9 @@
               <w:jc w:val="right"/>
             </w:pPr>
             <w:r>
+              <w:rPr>
+                <w:sz w:val="16"/>
+              </w:rPr>
               <w:t xml:space="preserve">0.75</w:t>
             </w:r>
           </w:p>
@@ -11310,7 +12145,12 @@
     <w:bookmarkEnd w:id="91"/>
     <w:bookmarkEnd w:id="92"/>
     <w:bookmarkEnd w:id="93"/>
-    <w:sectPr/>
+    <w:sectPr>
+      <w:type w:val="continuous"/>
+      <w:pgSz w:w="12240" w:h="15840"/>
+      <w:pgMar w:top="1080" w:bottom="1440" w:left="900" w:right="900"/>
+      <w:cols w:num="2" w:space="360"/>
+    </w:sectPr>
   </w:body>
 </w:document>
 </file>
@@ -11558,29 +12398,57 @@
   <w:style w:default="1" w:styleId="Normal" w:type="paragraph">
     <w:name w:val="Normal"/>
     <w:qFormat/>
+    <w:rPr>
+      <w:rFonts w:ascii="Times New Roman" w:hAnsi="Times New Roman" w:eastAsia="Times New Roman" w:cs="Times New Roman"/>
+      <w:color w:val="000000"/>
+      <w:sz w:val="20"/>
+    </w:rPr>
   </w:style>
   <w:style w:styleId="BodyText" w:type="paragraph">
     <w:name w:val="Body Text"/>
     <w:basedOn w:val="Normal"/>
     <w:link w:val="BodyTextChar"/>
     <w:pPr>
-      <w:spacing w:after="180" w:before="180"/>
+      <w:spacing w:after="0" w:before="0" w:line="240" w:lineRule="auto"/>
+      <w:ind w:firstLine="288"/>
+      <w:jc w:val="both"/>
     </w:pPr>
     <w:qFormat/>
+    <w:rPr>
+      <w:rFonts w:ascii="Times New Roman" w:hAnsi="Times New Roman" w:eastAsia="Times New Roman" w:cs="Times New Roman"/>
+      <w:color w:val="000000"/>
+      <w:sz w:val="20"/>
+    </w:rPr>
   </w:style>
   <w:style w:customStyle="1" w:styleId="FirstParagraph" w:type="paragraph">
     <w:name w:val="First Paragraph"/>
     <w:basedOn w:val="BodyText"/>
     <w:next w:val="BodyText"/>
     <w:qFormat/>
+    <w:pPr>
+      <w:spacing w:before="0" w:after="0" w:line="240" w:lineRule="auto"/>
+      <w:ind w:firstLine="288"/>
+      <w:jc w:val="both"/>
+    </w:pPr>
+    <w:rPr>
+      <w:rFonts w:ascii="Times New Roman" w:hAnsi="Times New Roman" w:eastAsia="Times New Roman" w:cs="Times New Roman"/>
+      <w:color w:val="000000"/>
+      <w:sz w:val="20"/>
+    </w:rPr>
   </w:style>
   <w:style w:customStyle="1" w:styleId="Compact" w:type="paragraph">
     <w:name w:val="Compact"/>
     <w:basedOn w:val="BodyText"/>
     <w:qFormat/>
     <w:pPr>
-      <w:spacing w:after="36" w:before="36"/>
+      <w:spacing w:after="0" w:before="0" w:line="240" w:lineRule="auto"/>
+      <w:ind w:firstLine="0"/>
     </w:pPr>
+    <w:rPr>
+      <w:rFonts w:ascii="Times New Roman" w:hAnsi="Times New Roman" w:eastAsia="Times New Roman" w:cs="Times New Roman"/>
+      <w:color w:val="000000"/>
+      <w:sz w:val="16"/>
+    </w:rPr>
   </w:style>
   <w:style w:styleId="Title" w:type="paragraph">
     <w:name w:val="Title"/>
@@ -11588,17 +12456,16 @@
     <w:next w:val="BodyText"/>
     <w:qFormat/>
     <w:pPr>
-      <w:keepNext/>
       <w:keepLines/>
-      <w:spacing w:after="240" w:before="480"/>
+      <w:spacing w:after="240" w:before="0" w:line="240" w:lineRule="auto"/>
       <w:jc w:val="center"/>
     </w:pPr>
     <w:rPr>
-      <w:rFonts w:asciiTheme="majorHAnsi" w:cstheme="majorBidi" w:eastAsiaTheme="majorEastAsia" w:hAnsiTheme="majorHAnsi"/>
-      <w:b/>
+      <w:rFonts w:ascii="Times New Roman" w:hAnsi="Times New Roman" w:eastAsia="Times New Roman" w:cs="Times New Roman"/>
+      <w:b w:val="0"/>
       <w:bCs/>
-      <w:color w:themeColor="accent1" w:themeShade="B5" w:val="345A8A"/>
-      <w:sz w:val="36"/>
+      <w:color w:val="000000"/>
+      <w:sz w:val="48"/>
       <w:szCs w:val="36"/>
     </w:rPr>
   </w:style>
@@ -11623,10 +12490,15 @@
     <w:next w:val="BodyText"/>
     <w:qFormat/>
     <w:pPr>
-      <w:keepNext/>
       <w:keepLines/>
+      <w:spacing w:before="0" w:after="360" w:line="240" w:lineRule="auto"/>
       <w:jc w:val="center"/>
     </w:pPr>
+    <w:rPr>
+      <w:rFonts w:ascii="Times New Roman" w:hAnsi="Times New Roman" w:eastAsia="Times New Roman" w:cs="Times New Roman"/>
+      <w:color w:val="000000"/>
+      <w:sz w:val="22"/>
+    </w:rPr>
   </w:style>
   <w:style w:styleId="Date" w:type="paragraph">
     <w:name w:val="Date"/>
@@ -11663,12 +12535,16 @@
     <w:next w:val="BodyText"/>
     <w:qFormat/>
     <w:pPr>
-      <w:keepNext/>
       <w:keepLines/>
-      <w:spacing w:after="300" w:before="100"/>
+      <w:spacing w:after="120" w:before="0" w:line="240" w:lineRule="auto"/>
+      <w:ind w:firstLine="288"/>
+      <w:jc w:val="both"/>
     </w:pPr>
     <w:rPr>
-      <w:sz w:val="20"/>
+      <w:rFonts w:ascii="Times New Roman" w:hAnsi="Times New Roman" w:eastAsia="Times New Roman" w:cs="Times New Roman"/>
+      <w:b/>
+      <w:color w:val="000000"/>
+      <w:sz w:val="18"/>
       <w:szCs w:val="20"/>
     </w:rPr>
   </w:style>
@@ -11677,8 +12553,15 @@
     <w:basedOn w:val="Normal"/>
     <w:next w:val="Bibliography"/>
     <w:qFormat/>
-    <w:pPr/>
-    <w:rPr/>
+    <w:pPr>
+      <w:spacing w:before="0" w:after="40" w:line="240" w:lineRule="auto"/>
+      <w:jc w:val="both"/>
+    </w:pPr>
+    <w:rPr>
+      <w:rFonts w:ascii="Times New Roman" w:hAnsi="Times New Roman" w:eastAsia="Times New Roman" w:cs="Times New Roman"/>
+      <w:color w:val="000000"/>
+      <w:sz w:val="16"/>
+    </w:rPr>
   </w:style>
   <w:style w:styleId="Heading1" w:type="paragraph">
     <w:name w:val="Heading 1"/>
@@ -11689,15 +12572,18 @@
     <w:pPr>
       <w:keepNext/>
       <w:keepLines/>
-      <w:spacing w:after="0" w:before="480"/>
+      <w:spacing w:after="80" w:before="160" w:line="240" w:lineRule="auto"/>
+      <w:jc w:val="center"/>
       <w:outlineLvl w:val="0"/>
     </w:pPr>
     <w:rPr>
-      <w:rFonts w:asciiTheme="majorHAnsi" w:cstheme="majorBidi" w:eastAsiaTheme="majorEastAsia" w:hAnsiTheme="majorHAnsi"/>
-      <w:b/>
+      <w:rFonts w:ascii="Times New Roman" w:hAnsi="Times New Roman" w:eastAsia="Times New Roman" w:cs="Times New Roman"/>
+      <w:b w:val="0"/>
       <w:bCs/>
-      <w:color w:themeColor="accent1" w:val="4F81BD"/>
-      <w:sz w:val="32"/>
+      <w:i w:val="0"/>
+      <w:smallCaps/>
+      <w:color w:val="000000"/>
+      <w:sz w:val="20"/>
       <w:szCs w:val="32"/>
     </w:rPr>
   </w:style>
@@ -11711,15 +12597,17 @@
     <w:pPr>
       <w:keepNext/>
       <w:keepLines/>
-      <w:spacing w:after="0" w:before="200"/>
+      <w:spacing w:after="60" w:before="120" w:line="240" w:lineRule="auto"/>
+      <w:jc w:val="left"/>
       <w:outlineLvl w:val="1"/>
     </w:pPr>
     <w:rPr>
-      <w:rFonts w:asciiTheme="majorHAnsi" w:cstheme="majorBidi" w:eastAsiaTheme="majorEastAsia" w:hAnsiTheme="majorHAnsi"/>
-      <w:b/>
+      <w:rFonts w:ascii="Times New Roman" w:hAnsi="Times New Roman" w:eastAsia="Times New Roman" w:cs="Times New Roman"/>
+      <w:b w:val="0"/>
       <w:bCs/>
-      <w:color w:themeColor="accent1" w:val="4F81BD"/>
-      <w:sz w:val="28"/>
+      <w:i/>
+      <w:color w:val="000000"/>
+      <w:sz w:val="20"/>
       <w:szCs w:val="28"/>
     </w:rPr>
   </w:style>
@@ -11956,22 +12844,47 @@
     <w:name w:val="Table Caption"/>
     <w:basedOn w:val="Caption"/>
     <w:pPr>
-      <w:keepNext/>
+      <w:spacing w:before="120" w:after="60" w:line="240" w:lineRule="auto"/>
+      <w:ind w:firstLine="0"/>
+      <w:jc w:val="center"/>
     </w:pPr>
+    <w:rPr>
+      <w:rFonts w:ascii="Times New Roman" w:hAnsi="Times New Roman" w:eastAsia="Times New Roman" w:cs="Times New Roman"/>
+      <w:i w:val="0"/>
+      <w:smallCaps/>
+      <w:color w:val="000000"/>
+      <w:sz w:val="16"/>
+    </w:rPr>
   </w:style>
   <w:style w:customStyle="1" w:styleId="ImageCaption" w:type="paragraph">
     <w:name w:val="Image Caption"/>
     <w:basedOn w:val="Caption"/>
+    <w:pPr>
+      <w:spacing w:before="60" w:after="120" w:line="240" w:lineRule="auto"/>
+      <w:ind w:firstLine="0"/>
+      <w:jc w:val="both"/>
+    </w:pPr>
+    <w:rPr>
+      <w:rFonts w:ascii="Times New Roman" w:hAnsi="Times New Roman" w:eastAsia="Times New Roman" w:cs="Times New Roman"/>
+      <w:i w:val="0"/>
+      <w:color w:val="000000"/>
+      <w:sz w:val="16"/>
+    </w:rPr>
   </w:style>
   <w:style w:customStyle="1" w:styleId="Figure" w:type="paragraph">
     <w:name w:val="Figure"/>
     <w:basedOn w:val="Normal"/>
+    <w:pPr>
+      <w:spacing w:before="120" w:after="0" w:line="240" w:lineRule="auto"/>
+      <w:jc w:val="center"/>
+    </w:pPr>
   </w:style>
   <w:style w:customStyle="1" w:styleId="CaptionedFigure" w:type="paragraph">
     <w:name w:val="Captioned Figure"/>
     <w:basedOn w:val="Figure"/>
     <w:pPr>
-      <w:keepNext/>
+      <w:spacing w:before="120" w:after="0" w:line="240" w:lineRule="auto"/>
+      <w:jc w:val="center"/>
     </w:pPr>
   </w:style>
   <w:style w:customStyle="1" w:styleId="BodyTextChar" w:type="character">
@@ -11984,7 +12897,7 @@
     <w:basedOn w:val="BodyTextChar"/>
     <w:rPr>
       <w:rFonts w:ascii="Consolas" w:hAnsi="Consolas"/>
-      <w:sz w:val="22"/>
+      <w:sz w:val="16"/>
     </w:rPr>
   </w:style>
   <w:style w:customStyle="1" w:styleId="SectionNumber" w:type="character">
@@ -12002,7 +12915,8 @@
     <w:name w:val="Hyperlink"/>
     <w:basedOn w:val="BodyTextChar"/>
     <w:rPr>
-      <w:color w:themeColor="accent1" w:val="4F81BD"/>
+      <w:color w:val="000000"/>
+      <w:u w:val="none"/>
     </w:rPr>
   </w:style>
   <w:style w:styleId="TOCHeading" w:type="paragraph">
